--- a/informe.docx
+++ b/informe.docx
@@ -43,19 +43,6 @@
           <w:lang w:val="es-AR"/>
         </w:rPr>
         <w:t>Por Lucas Aranda – Jaled Bereyagui – Joaquin Astorino</w:t>
-      </w:r>
-    </w:p>
-    <w:p>
-      <w:pPr>
-        <w:rPr>
-          <w:lang w:val="es-AR"/>
-        </w:rPr>
-      </w:pPr>
-      <w:r>
-        <w:rPr>
-          <w:lang w:val="es-AR"/>
-        </w:rPr>
-        <w:t>Fuente: elaboración propia con microdatos EPH-INDEC e IPC nacional.</w:t>
       </w:r>
     </w:p>
     <w:p>
@@ -139,21 +126,7 @@
         <w:rPr>
           <w:lang w:val="es-AR"/>
         </w:rPr>
-        <w:t xml:space="preserve">Además del análisis agregado por trimestre y aglomerado, se incorporan variables sociodemográficas y laborales: sexo, edad, nivel educativo, rama de actividad (PP04B_COD) y ocupación (PP04D_COD). Estas variables permiten pasar de una descripción puramente </w:t>
-      </w:r>
-      <w:proofErr w:type="spellStart"/>
-      <w:r>
-        <w:rPr>
-          <w:lang w:val="es-AR"/>
-        </w:rPr>
-        <w:t>univariada</w:t>
-      </w:r>
-      <w:proofErr w:type="spellEnd"/>
-      <w:r>
-        <w:rPr>
-          <w:lang w:val="es-AR"/>
-        </w:rPr>
-        <w:t xml:space="preserve"> a una lectura multivariada de la evolución de los indicadores.</w:t>
+        <w:t>Además del análisis agregado por trimestre y aglomerado, se incorporan variables sociodemográficas y laborales: sexo, edad, nivel educativo, rama de actividad (PP04B_COD) y ocupación (PP04D_COD). Estas variables permiten pasar de una descripción puramente univariada a una lectura multivariada de la evolución de los indicadores.</w:t>
       </w:r>
     </w:p>
     <w:p>
@@ -167,170 +140,26 @@
         <w:rPr>
           <w:lang w:val="es-AR"/>
         </w:rPr>
-        <w:t xml:space="preserve">El procesamiento fue realizado en Python mediante pandas, </w:t>
+        <w:t xml:space="preserve">El procesamiento fue realizado en Python mediante pandas, numpy, matplotlib, seaborn y scikit-learn. La </w:t>
       </w:r>
-      <w:proofErr w:type="spellStart"/>
       <w:r>
         <w:rPr>
           <w:lang w:val="es-AR"/>
         </w:rPr>
-        <w:t>numpy</w:t>
+        <w:t>elección</w:t>
       </w:r>
-      <w:proofErr w:type="spellEnd"/>
       <w:r>
         <w:rPr>
           <w:lang w:val="es-AR"/>
         </w:rPr>
-        <w:t xml:space="preserve">, </w:t>
+        <w:t xml:space="preserve"> del lenguaje no modifica la metodología estadística aplicada: las operaciones realizadas equivalen a procedimientos habituales de R, como agrupar y resumir datos, unir tablas, construir gráficos y estimar modelos de regresión. Por ejemplo, los agrupamientos de pandas cumplen el mismo rol que group_by/summarise en dplyr, los cruces de tablas equivalen a joins y los gráficos generados con seaborn/matplotlib cumplen una </w:t>
       </w:r>
-      <w:proofErr w:type="spellStart"/>
       <w:r>
         <w:rPr>
           <w:lang w:val="es-AR"/>
         </w:rPr>
-        <w:t>matplotlib</w:t>
+        <w:t>función</w:t>
       </w:r>
-      <w:proofErr w:type="spellEnd"/>
-      <w:r>
-        <w:rPr>
-          <w:lang w:val="es-AR"/>
-        </w:rPr>
-        <w:t xml:space="preserve">, </w:t>
-      </w:r>
-      <w:proofErr w:type="spellStart"/>
-      <w:r>
-        <w:rPr>
-          <w:lang w:val="es-AR"/>
-        </w:rPr>
-        <w:t>seaborn</w:t>
-      </w:r>
-      <w:proofErr w:type="spellEnd"/>
-      <w:r>
-        <w:rPr>
-          <w:lang w:val="es-AR"/>
-        </w:rPr>
-        <w:t xml:space="preserve"> y </w:t>
-      </w:r>
-      <w:proofErr w:type="spellStart"/>
-      <w:r>
-        <w:rPr>
-          <w:lang w:val="es-AR"/>
-        </w:rPr>
-        <w:t>scikit-learn</w:t>
-      </w:r>
-      <w:proofErr w:type="spellEnd"/>
-      <w:r>
-        <w:rPr>
-          <w:lang w:val="es-AR"/>
-        </w:rPr>
-        <w:t xml:space="preserve">. La </w:t>
-      </w:r>
-      <w:proofErr w:type="spellStart"/>
-      <w:r>
-        <w:rPr>
-          <w:lang w:val="es-AR"/>
-        </w:rPr>
-        <w:t>eleccion</w:t>
-      </w:r>
-      <w:proofErr w:type="spellEnd"/>
-      <w:r>
-        <w:rPr>
-          <w:lang w:val="es-AR"/>
-        </w:rPr>
-        <w:t xml:space="preserve"> del lenguaje no modifica la metodología estadística aplicada: las operaciones realizadas equivalen a procedimientos habituales de R, como agrupar y resumir datos, unir tablas, construir gráficos y estimar modelos de regresión. Por ejemplo, los agrupamientos de pandas cumplen el mismo rol que </w:t>
-      </w:r>
-      <w:proofErr w:type="spellStart"/>
-      <w:r>
-        <w:rPr>
-          <w:lang w:val="es-AR"/>
-        </w:rPr>
-        <w:t>group_by</w:t>
-      </w:r>
-      <w:proofErr w:type="spellEnd"/>
-      <w:r>
-        <w:rPr>
-          <w:lang w:val="es-AR"/>
-        </w:rPr>
-        <w:t>/</w:t>
-      </w:r>
-      <w:proofErr w:type="spellStart"/>
-      <w:r>
-        <w:rPr>
-          <w:lang w:val="es-AR"/>
-        </w:rPr>
-        <w:t>summarise</w:t>
-      </w:r>
-      <w:proofErr w:type="spellEnd"/>
-      <w:r>
-        <w:rPr>
-          <w:lang w:val="es-AR"/>
-        </w:rPr>
-        <w:t xml:space="preserve"> en </w:t>
-      </w:r>
-      <w:proofErr w:type="spellStart"/>
-      <w:r>
-        <w:rPr>
-          <w:lang w:val="es-AR"/>
-        </w:rPr>
-        <w:t>dplyr</w:t>
-      </w:r>
-      <w:proofErr w:type="spellEnd"/>
-      <w:r>
-        <w:rPr>
-          <w:lang w:val="es-AR"/>
-        </w:rPr>
-        <w:t xml:space="preserve">, los cruces de tablas equivalen a </w:t>
-      </w:r>
-      <w:proofErr w:type="spellStart"/>
-      <w:r>
-        <w:rPr>
-          <w:lang w:val="es-AR"/>
-        </w:rPr>
-        <w:t>joins</w:t>
-      </w:r>
-      <w:proofErr w:type="spellEnd"/>
-      <w:r>
-        <w:rPr>
-          <w:lang w:val="es-AR"/>
-        </w:rPr>
-        <w:t xml:space="preserve"> y los gráficos generados con </w:t>
-      </w:r>
-      <w:proofErr w:type="spellStart"/>
-      <w:r>
-        <w:rPr>
-          <w:lang w:val="es-AR"/>
-        </w:rPr>
-        <w:t>seaborn</w:t>
-      </w:r>
-      <w:proofErr w:type="spellEnd"/>
-      <w:r>
-        <w:rPr>
-          <w:lang w:val="es-AR"/>
-        </w:rPr>
-        <w:t>/</w:t>
-      </w:r>
-      <w:proofErr w:type="spellStart"/>
-      <w:r>
-        <w:rPr>
-          <w:lang w:val="es-AR"/>
-        </w:rPr>
-        <w:t>matplotlib</w:t>
-      </w:r>
-      <w:proofErr w:type="spellEnd"/>
-      <w:r>
-        <w:rPr>
-          <w:lang w:val="es-AR"/>
-        </w:rPr>
-        <w:t xml:space="preserve"> cumplen una </w:t>
-      </w:r>
-      <w:proofErr w:type="spellStart"/>
-      <w:r>
-        <w:rPr>
-          <w:lang w:val="es-AR"/>
-        </w:rPr>
-        <w:t>funcion</w:t>
-      </w:r>
-      <w:proofErr w:type="spellEnd"/>
       <w:r>
         <w:rPr>
           <w:lang w:val="es-AR"/>
@@ -351,14 +180,12 @@
         </w:rPr>
         <w:t xml:space="preserve">Tabla 1. Resumen inicial-final de indicadores </w:t>
       </w:r>
-      <w:proofErr w:type="spellStart"/>
       <w:r>
         <w:rPr>
           <w:lang w:val="es-AR"/>
         </w:rPr>
-        <w:t>selecciónados</w:t>
+        <w:t>seleccionados</w:t>
       </w:r>
-      <w:proofErr w:type="spellEnd"/>
     </w:p>
     <w:tbl>
       <w:tblPr>
@@ -392,7 +219,6 @@
             <w:pPr>
               <w:jc w:val="center"/>
             </w:pPr>
-            <w:proofErr w:type="spellStart"/>
             <w:r>
               <w:rPr>
                 <w:b/>
@@ -400,7 +226,6 @@
               </w:rPr>
               <w:t>Aglomerado</w:t>
             </w:r>
-            <w:proofErr w:type="spellEnd"/>
           </w:p>
         </w:tc>
         <w:tc>
@@ -731,14 +556,7 @@
               <w:rPr>
                 <w:sz w:val="16"/>
               </w:rPr>
-              <w:t>Neuquén-</w:t>
-            </w:r>
-            <w:r>
-              <w:rPr>
-                <w:sz w:val="16"/>
-              </w:rPr>
-              <w:lastRenderedPageBreak/>
-              <w:t>Plottier</w:t>
+              <w:t>Neuquén-Plottier</w:t>
             </w:r>
           </w:p>
         </w:tc>
@@ -755,7 +573,6 @@
               <w:rPr>
                 <w:sz w:val="16"/>
               </w:rPr>
-              <w:lastRenderedPageBreak/>
               <w:t>46.2%</w:t>
             </w:r>
           </w:p>
@@ -892,6 +709,7 @@
         <w:rPr>
           <w:lang w:val="es-AR"/>
         </w:rPr>
+        <w:lastRenderedPageBreak/>
         <w:t>3. Evolución de actividad, empleo y desocupación</w:t>
       </w:r>
     </w:p>
@@ -908,56 +726,48 @@
         </w:rPr>
         <w:t xml:space="preserve">La evolución de las tasas laborales muestra diferencias relevantes entre los aglomerados. Mar del Plata parte en 2016T2 con una tasa de actividad de 45,8% y llega a 52,2% en 2025T4. Su tasa de empleo también aumenta, de 40,5% a 47,2%. Sin embargo, la desocupación </w:t>
       </w:r>
-      <w:proofErr w:type="gramStart"/>
       <w:r>
         <w:rPr>
           <w:lang w:val="es-AR"/>
         </w:rPr>
-        <w:t>continua</w:t>
+        <w:t>continúa</w:t>
       </w:r>
-      <w:proofErr w:type="gramEnd"/>
       <w:r>
         <w:rPr>
           <w:lang w:val="es-AR"/>
         </w:rPr>
         <w:t xml:space="preserve"> siendo relativamente elevada al final del período: 9,5% en 2025T4. Esto sugiere una </w:t>
       </w:r>
-      <w:proofErr w:type="spellStart"/>
       <w:r>
         <w:rPr>
           <w:lang w:val="es-AR"/>
         </w:rPr>
-        <w:t>recuperacion</w:t>
+        <w:t>recuperación</w:t>
       </w:r>
-      <w:proofErr w:type="spellEnd"/>
       <w:r>
         <w:rPr>
           <w:lang w:val="es-AR"/>
         </w:rPr>
         <w:t xml:space="preserve"> de la </w:t>
       </w:r>
-      <w:proofErr w:type="spellStart"/>
       <w:r>
         <w:rPr>
           <w:lang w:val="es-AR"/>
         </w:rPr>
-        <w:t>participacion</w:t>
+        <w:t>participación</w:t>
       </w:r>
-      <w:proofErr w:type="spellEnd"/>
       <w:r>
         <w:rPr>
           <w:lang w:val="es-AR"/>
         </w:rPr>
         <w:t xml:space="preserve"> y del empleo, aunque con persistencia de </w:t>
       </w:r>
-      <w:proofErr w:type="spellStart"/>
       <w:r>
         <w:rPr>
           <w:lang w:val="es-AR"/>
         </w:rPr>
-        <w:t>presion</w:t>
+        <w:t>presión</w:t>
       </w:r>
-      <w:proofErr w:type="spellEnd"/>
       <w:r>
         <w:rPr>
           <w:lang w:val="es-AR"/>
@@ -988,7 +798,7 @@
           <w:noProof/>
         </w:rPr>
         <w:drawing>
-          <wp:inline distT="0" distB="0" distL="0" distR="0" wp14:anchorId="07DACAEC" wp14:editId="6FA77BF9">
+          <wp:inline distT="0" distB="0" distL="0" distR="0" wp14:anchorId="2FD4F179" wp14:editId="174079BD">
             <wp:extent cx="5303520" cy="2651760"/>
             <wp:effectExtent l="0" t="0" r="0" b="0"/>
             <wp:docPr id="1" name="Picture 1"/>
@@ -1048,7 +858,7 @@
           <w:noProof/>
         </w:rPr>
         <w:drawing>
-          <wp:inline distT="0" distB="0" distL="0" distR="0" wp14:anchorId="074C0129" wp14:editId="09D5458F">
+          <wp:inline distT="0" distB="0" distL="0" distR="0" wp14:anchorId="1F8B05C7" wp14:editId="33696D06">
             <wp:extent cx="5303520" cy="2651760"/>
             <wp:effectExtent l="0" t="0" r="0" b="0"/>
             <wp:docPr id="2" name="Picture 2"/>
@@ -1109,7 +919,7 @@
         </w:rPr>
         <w:lastRenderedPageBreak/>
         <w:drawing>
-          <wp:inline distT="0" distB="0" distL="0" distR="0" wp14:anchorId="55DA3340" wp14:editId="2EECEFD9">
+          <wp:inline distT="0" distB="0" distL="0" distR="0" wp14:anchorId="6E884ED3" wp14:editId="7E44F813">
             <wp:extent cx="5303520" cy="2651760"/>
             <wp:effectExtent l="0" t="0" r="0" b="0"/>
             <wp:docPr id="3" name="Picture 3"/>
@@ -1173,28 +983,24 @@
         </w:rPr>
         <w:t xml:space="preserve">El shock de 2020 aparece con claridad en ambas series. En 2020T2, Mar del Plata alcanza una desocupación de 26,0%, mientras que Neuquén-Plottier llega a 13,5%. La diferencia de magnitudes refuerza la importancia de comparar aglomerados: los efectos de una misma coyuntura </w:t>
       </w:r>
-      <w:proofErr w:type="spellStart"/>
       <w:r>
         <w:rPr>
           <w:lang w:val="es-AR"/>
         </w:rPr>
-        <w:t>macroeconomica</w:t>
+        <w:t>macroeconómica</w:t>
       </w:r>
-      <w:proofErr w:type="spellEnd"/>
       <w:r>
         <w:rPr>
           <w:lang w:val="es-AR"/>
         </w:rPr>
         <w:t xml:space="preserve"> no se traducen de forma </w:t>
       </w:r>
-      <w:proofErr w:type="spellStart"/>
       <w:r>
         <w:rPr>
           <w:lang w:val="es-AR"/>
         </w:rPr>
-        <w:t>identica</w:t>
+        <w:t>idéntica</w:t>
       </w:r>
-      <w:proofErr w:type="spellEnd"/>
       <w:r>
         <w:rPr>
           <w:lang w:val="es-AR"/>
@@ -1229,14 +1035,12 @@
         </w:rPr>
         <w:t xml:space="preserve">Para analizar ingresos se trabaja con valores reales, deflactados por IPC. Dado que los ingresos suelen tener </w:t>
       </w:r>
-      <w:proofErr w:type="spellStart"/>
       <w:r>
         <w:rPr>
           <w:lang w:val="es-AR"/>
         </w:rPr>
-        <w:t>distribuciónes</w:t>
+        <w:t>distribuciones</w:t>
       </w:r>
-      <w:proofErr w:type="spellEnd"/>
       <w:r>
         <w:rPr>
           <w:lang w:val="es-AR"/>
@@ -1257,14 +1061,12 @@
         </w:rPr>
         <w:t xml:space="preserve">Tabla 2. Ingresos reales de ocupados, medidas </w:t>
       </w:r>
-      <w:proofErr w:type="spellStart"/>
       <w:r>
         <w:rPr>
           <w:lang w:val="es-AR"/>
         </w:rPr>
-        <w:t>selecciónadas</w:t>
+        <w:t>seleccionadas</w:t>
       </w:r>
-      <w:proofErr w:type="spellEnd"/>
     </w:p>
     <w:tbl>
       <w:tblPr>
@@ -1296,7 +1098,6 @@
             <w:pPr>
               <w:jc w:val="center"/>
             </w:pPr>
-            <w:proofErr w:type="spellStart"/>
             <w:r>
               <w:rPr>
                 <w:b/>
@@ -1304,7 +1105,6 @@
               </w:rPr>
               <w:t>Período</w:t>
             </w:r>
-            <w:proofErr w:type="spellEnd"/>
           </w:p>
         </w:tc>
         <w:tc>
@@ -2177,7 +1977,7 @@
         </w:rPr>
         <w:lastRenderedPageBreak/>
         <w:drawing>
-          <wp:inline distT="0" distB="0" distL="0" distR="0" wp14:anchorId="52BA2A41" wp14:editId="4AF3D1F6">
+          <wp:inline distT="0" distB="0" distL="0" distR="0" wp14:anchorId="36EDE1D2" wp14:editId="5EFD04F0">
             <wp:extent cx="5303520" cy="2651760"/>
             <wp:effectExtent l="0" t="0" r="0" b="0"/>
             <wp:docPr id="4" name="Picture 4"/>
@@ -2237,7 +2037,7 @@
           <w:noProof/>
         </w:rPr>
         <w:drawing>
-          <wp:inline distT="0" distB="0" distL="0" distR="0" wp14:anchorId="06CA95C0" wp14:editId="24DF8FE3">
+          <wp:inline distT="0" distB="0" distL="0" distR="0" wp14:anchorId="2BB34840" wp14:editId="17E789A8">
             <wp:extent cx="5303520" cy="2946400"/>
             <wp:effectExtent l="0" t="0" r="0" b="0"/>
             <wp:docPr id="5" name="Picture 5"/>
@@ -2313,26 +2113,11 @@
         <w:rPr>
           <w:lang w:val="es-AR"/>
         </w:rPr>
-        <w:t xml:space="preserve">5. Exploración </w:t>
-      </w:r>
-      <w:proofErr w:type="spellStart"/>
-      <w:r>
-        <w:rPr>
-          <w:lang w:val="es-AR"/>
-        </w:rPr>
-        <w:t>univariada</w:t>
-      </w:r>
-      <w:proofErr w:type="spellEnd"/>
-      <w:r>
-        <w:rPr>
-          <w:lang w:val="es-AR"/>
-        </w:rPr>
-        <w:t>, no respuesta y valores atípicos</w:t>
+        <w:t>5. Exploración univariada, no respuesta y valores atípicos</w:t>
       </w:r>
     </w:p>
     <w:p>
       <w:pPr>
-        <w:jc w:val="both"/>
         <w:rPr>
           <w:lang w:val="es-AR"/>
         </w:rPr>
@@ -2341,35 +2126,47 @@
         <w:rPr>
           <w:lang w:val="es-AR"/>
         </w:rPr>
-        <w:t xml:space="preserve">La </w:t>
+        <w:t>• Edad (CH06): 686 registros con valor negativo (código -1 = "no sabe / no contesta"), que se excluyen del análisis</w:t>
       </w:r>
-      <w:proofErr w:type="spellStart"/>
-      <w:r>
-        <w:rPr>
-          <w:lang w:val="es-AR"/>
-        </w:rPr>
-        <w:t>exploracion</w:t>
-      </w:r>
-      <w:proofErr w:type="spellEnd"/>
       <w:r>
         <w:rPr>
           <w:lang w:val="es-AR"/>
         </w:rPr>
         <w:t xml:space="preserve"> </w:t>
       </w:r>
-      <w:proofErr w:type="spellStart"/>
       <w:r>
         <w:rPr>
           <w:lang w:val="es-AR"/>
         </w:rPr>
-        <w:t>univariada</w:t>
+        <w:t>de edad.</w:t>
       </w:r>
-      <w:proofErr w:type="spellEnd"/>
       <w:r>
         <w:rPr>
           <w:lang w:val="es-AR"/>
         </w:rPr>
-        <w:t xml:space="preserve"> permite evaluar la calidad inicial de las variables. Para cada variable relevante se calcularon casos, faltantes, media, mediana, percentiles extremos y valores atípicos mediante el criterio del rango intercuartílico. En ingresos, la presencia de ceros, valores negativos y valores extremos obliga a tomar decisiones explicitas antes de estimar medidas de tendencia central o ajustar modelos.</w:t>
+        <w:br/>
+        <w:t>• Condición de actividad (ESTADO): 155 registros con código 0 (fuera de la codificación válida 1-4).</w:t>
+      </w:r>
+      <w:r>
+        <w:rPr>
+          <w:lang w:val="es-AR"/>
+        </w:rPr>
+        <w:br/>
+        <w:t>• No respuesta de ingresos: entre los ocupados, el 29.9% no declaró su ingreso (P21 ≤ 0, equivalente a 10,920 registros). Esta no respuesta es la que luego se estima con el modelo de regresión (sección 7).</w:t>
+      </w:r>
+      <w:r>
+        <w:rPr>
+          <w:lang w:val="es-AR"/>
+        </w:rPr>
+        <w:br/>
+        <w:t xml:space="preserve">• Valores atípicos (outliers) de ingreso: aplicando la regla de 1,5 × IQR sobre los ingresos reales, se </w:t>
+      </w:r>
+      <w:r>
+        <w:rPr>
+          <w:lang w:val="es-AR"/>
+        </w:rPr>
+        <w:lastRenderedPageBreak/>
+        <w:t>identificaron 1,215 casos (4.9%) por encima de $2.723.388 (pesos de 2025T4). Corresponden a ingresos muy altos, reales pero extremos; se conservan en el análisis y se controlan usando la mediana (más robusta que el promedio).</w:t>
       </w:r>
     </w:p>
     <w:p>
@@ -2383,44 +2180,8 @@
         <w:rPr>
           <w:lang w:val="es-AR"/>
         </w:rPr>
-        <w:t xml:space="preserve">Tabla 3. </w:t>
+        <w:t>Tabla 3. Exploración univariada de variables (incluye recuento de no respuesta)</w:t>
       </w:r>
-      <w:proofErr w:type="spellStart"/>
-      <w:r>
-        <w:rPr>
-          <w:lang w:val="es-AR"/>
-        </w:rPr>
-        <w:t>Exploracion</w:t>
-      </w:r>
-      <w:proofErr w:type="spellEnd"/>
-      <w:r>
-        <w:rPr>
-          <w:lang w:val="es-AR"/>
-        </w:rPr>
-        <w:t xml:space="preserve"> </w:t>
-      </w:r>
-      <w:proofErr w:type="spellStart"/>
-      <w:r>
-        <w:rPr>
-          <w:lang w:val="es-AR"/>
-        </w:rPr>
-        <w:t>univariada</w:t>
-      </w:r>
-      <w:proofErr w:type="spellEnd"/>
-      <w:r>
-        <w:rPr>
-          <w:lang w:val="es-AR"/>
-        </w:rPr>
-        <w:t xml:space="preserve"> de variables </w:t>
-      </w:r>
-      <w:proofErr w:type="spellStart"/>
-      <w:r>
-        <w:rPr>
-          <w:lang w:val="es-AR"/>
-        </w:rPr>
-        <w:t>selecciónadas</w:t>
-      </w:r>
-      <w:proofErr w:type="spellEnd"/>
     </w:p>
     <w:tbl>
       <w:tblPr>
@@ -2430,13 +2191,14 @@
         <w:tblLook w:val="04A0" w:firstRow="1" w:lastRow="0" w:firstColumn="1" w:lastColumn="0" w:noHBand="0" w:noVBand="1"/>
       </w:tblPr>
       <w:tblGrid>
-        <w:gridCol w:w="1440"/>
-        <w:gridCol w:w="1440"/>
-        <w:gridCol w:w="1440"/>
-        <w:gridCol w:w="1440"/>
-        <w:gridCol w:w="1440"/>
-        <w:gridCol w:w="1440"/>
-        <w:gridCol w:w="1440"/>
+        <w:gridCol w:w="1260"/>
+        <w:gridCol w:w="1260"/>
+        <w:gridCol w:w="1260"/>
+        <w:gridCol w:w="1260"/>
+        <w:gridCol w:w="1260"/>
+        <w:gridCol w:w="1260"/>
+        <w:gridCol w:w="1260"/>
+        <w:gridCol w:w="1260"/>
       </w:tblGrid>
       <w:tr>
         <w:trPr>
@@ -2444,7 +2206,7 @@
         </w:trPr>
         <w:tc>
           <w:tcPr>
-            <w:tcW w:w="1440" w:type="dxa"/>
+            <w:tcW w:w="1260" w:type="dxa"/>
             <w:shd w:val="clear" w:color="auto" w:fill="D9EAF7"/>
             <w:vAlign w:val="center"/>
           </w:tcPr>
@@ -2457,14 +2219,13 @@
                 <w:b/>
                 <w:sz w:val="16"/>
               </w:rPr>
-              <w:lastRenderedPageBreak/>
               <w:t>Variable</w:t>
             </w:r>
           </w:p>
         </w:tc>
         <w:tc>
           <w:tcPr>
-            <w:tcW w:w="1440" w:type="dxa"/>
+            <w:tcW w:w="1260" w:type="dxa"/>
             <w:shd w:val="clear" w:color="auto" w:fill="D9EAF7"/>
             <w:vAlign w:val="center"/>
           </w:tcPr>
@@ -2483,7 +2244,7 @@
         </w:tc>
         <w:tc>
           <w:tcPr>
-            <w:tcW w:w="1440" w:type="dxa"/>
+            <w:tcW w:w="1260" w:type="dxa"/>
             <w:shd w:val="clear" w:color="auto" w:fill="D9EAF7"/>
             <w:vAlign w:val="center"/>
           </w:tcPr>
@@ -2502,7 +2263,7 @@
         </w:tc>
         <w:tc>
           <w:tcPr>
-            <w:tcW w:w="1440" w:type="dxa"/>
+            <w:tcW w:w="1260" w:type="dxa"/>
             <w:shd w:val="clear" w:color="auto" w:fill="D9EAF7"/>
             <w:vAlign w:val="center"/>
           </w:tcPr>
@@ -2521,7 +2282,7 @@
         </w:tc>
         <w:tc>
           <w:tcPr>
-            <w:tcW w:w="1440" w:type="dxa"/>
+            <w:tcW w:w="1260" w:type="dxa"/>
             <w:shd w:val="clear" w:color="auto" w:fill="D9EAF7"/>
             <w:vAlign w:val="center"/>
           </w:tcPr>
@@ -2540,7 +2301,7 @@
         </w:tc>
         <w:tc>
           <w:tcPr>
-            <w:tcW w:w="1440" w:type="dxa"/>
+            <w:tcW w:w="1260" w:type="dxa"/>
             <w:shd w:val="clear" w:color="auto" w:fill="D9EAF7"/>
             <w:vAlign w:val="center"/>
           </w:tcPr>
@@ -2559,7 +2320,7 @@
         </w:tc>
         <w:tc>
           <w:tcPr>
-            <w:tcW w:w="1440" w:type="dxa"/>
+            <w:tcW w:w="1260" w:type="dxa"/>
             <w:shd w:val="clear" w:color="auto" w:fill="D9EAF7"/>
             <w:vAlign w:val="center"/>
           </w:tcPr>
@@ -2573,6 +2334,25 @@
                 <w:sz w:val="16"/>
               </w:rPr>
               <w:t>Atípicos IQR</w:t>
+            </w:r>
+          </w:p>
+        </w:tc>
+        <w:tc>
+          <w:tcPr>
+            <w:tcW w:w="1260" w:type="dxa"/>
+            <w:shd w:val="clear" w:color="auto" w:fill="D9EAF7"/>
+            <w:vAlign w:val="center"/>
+          </w:tcPr>
+          <w:p>
+            <w:pPr>
+              <w:jc w:val="center"/>
+            </w:pPr>
+            <w:r>
+              <w:rPr>
+                <w:b/>
+                <w:sz w:val="16"/>
+              </w:rPr>
+              <w:t>No respuesta</w:t>
             </w:r>
           </w:p>
         </w:tc>
@@ -2583,7 +2363,7 @@
         </w:trPr>
         <w:tc>
           <w:tcPr>
-            <w:tcW w:w="1440" w:type="dxa"/>
+            <w:tcW w:w="1260" w:type="dxa"/>
             <w:vAlign w:val="center"/>
           </w:tcPr>
           <w:p>
@@ -2600,7 +2380,7 @@
         </w:tc>
         <w:tc>
           <w:tcPr>
-            <w:tcW w:w="1440" w:type="dxa"/>
+            <w:tcW w:w="1260" w:type="dxa"/>
             <w:vAlign w:val="center"/>
           </w:tcPr>
           <w:p>
@@ -2621,7 +2401,7 @@
         </w:tc>
         <w:tc>
           <w:tcPr>
-            <w:tcW w:w="1440" w:type="dxa"/>
+            <w:tcW w:w="1260" w:type="dxa"/>
             <w:vAlign w:val="center"/>
           </w:tcPr>
           <w:p>
@@ -2638,7 +2418,7 @@
         </w:tc>
         <w:tc>
           <w:tcPr>
-            <w:tcW w:w="1440" w:type="dxa"/>
+            <w:tcW w:w="1260" w:type="dxa"/>
             <w:vAlign w:val="center"/>
           </w:tcPr>
           <w:p>
@@ -2655,24 +2435,24 @@
         </w:tc>
         <w:tc>
           <w:tcPr>
-            <w:tcW w:w="1440" w:type="dxa"/>
-            <w:vAlign w:val="center"/>
-          </w:tcPr>
-          <w:p>
-            <w:pPr>
-              <w:jc w:val="center"/>
-            </w:pPr>
-            <w:r>
-              <w:rPr>
-                <w:sz w:val="16"/>
-              </w:rPr>
-              <w:t>-9.0</w:t>
-            </w:r>
-          </w:p>
-        </w:tc>
-        <w:tc>
-          <w:tcPr>
-            <w:tcW w:w="1440" w:type="dxa"/>
+            <w:tcW w:w="1260" w:type="dxa"/>
+            <w:vAlign w:val="center"/>
+          </w:tcPr>
+          <w:p>
+            <w:pPr>
+              <w:jc w:val="center"/>
+            </w:pPr>
+            <w:r>
+              <w:rPr>
+                <w:sz w:val="16"/>
+              </w:rPr>
+              <w:t>0.0</w:t>
+            </w:r>
+          </w:p>
+        </w:tc>
+        <w:tc>
+          <w:tcPr>
+            <w:tcW w:w="1260" w:type="dxa"/>
             <w:vAlign w:val="center"/>
           </w:tcPr>
           <w:p>
@@ -2689,18 +2469,35 @@
         </w:tc>
         <w:tc>
           <w:tcPr>
-            <w:tcW w:w="1440" w:type="dxa"/>
-            <w:vAlign w:val="center"/>
-          </w:tcPr>
-          <w:p>
-            <w:pPr>
-              <w:jc w:val="center"/>
-            </w:pPr>
-            <w:r>
-              <w:rPr>
-                <w:sz w:val="16"/>
-              </w:rPr>
-              <w:t>14164</w:t>
+            <w:tcW w:w="1260" w:type="dxa"/>
+            <w:vAlign w:val="center"/>
+          </w:tcPr>
+          <w:p>
+            <w:pPr>
+              <w:jc w:val="center"/>
+            </w:pPr>
+            <w:r>
+              <w:rPr>
+                <w:sz w:val="16"/>
+              </w:rPr>
+              <w:t>11911</w:t>
+            </w:r>
+          </w:p>
+        </w:tc>
+        <w:tc>
+          <w:tcPr>
+            <w:tcW w:w="1260" w:type="dxa"/>
+            <w:vAlign w:val="center"/>
+          </w:tcPr>
+          <w:p>
+            <w:pPr>
+              <w:jc w:val="center"/>
+            </w:pPr>
+            <w:r>
+              <w:rPr>
+                <w:sz w:val="16"/>
+              </w:rPr>
+              <w:t>10,068</w:t>
             </w:r>
           </w:p>
         </w:tc>
@@ -2711,7 +2508,7 @@
         </w:trPr>
         <w:tc>
           <w:tcPr>
-            <w:tcW w:w="1440" w:type="dxa"/>
+            <w:tcW w:w="1260" w:type="dxa"/>
             <w:vAlign w:val="center"/>
           </w:tcPr>
           <w:p>
@@ -2728,7 +2525,7 @@
         </w:tc>
         <w:tc>
           <w:tcPr>
-            <w:tcW w:w="1440" w:type="dxa"/>
+            <w:tcW w:w="1260" w:type="dxa"/>
             <w:vAlign w:val="center"/>
           </w:tcPr>
           <w:p>
@@ -2745,7 +2542,7 @@
         </w:tc>
         <w:tc>
           <w:tcPr>
-            <w:tcW w:w="1440" w:type="dxa"/>
+            <w:tcW w:w="1260" w:type="dxa"/>
             <w:vAlign w:val="center"/>
           </w:tcPr>
           <w:p>
@@ -2762,7 +2559,7 @@
         </w:tc>
         <w:tc>
           <w:tcPr>
-            <w:tcW w:w="1440" w:type="dxa"/>
+            <w:tcW w:w="1260" w:type="dxa"/>
             <w:vAlign w:val="center"/>
           </w:tcPr>
           <w:p>
@@ -2779,7 +2576,7 @@
         </w:tc>
         <w:tc>
           <w:tcPr>
-            <w:tcW w:w="1440" w:type="dxa"/>
+            <w:tcW w:w="1260" w:type="dxa"/>
             <w:vAlign w:val="center"/>
           </w:tcPr>
           <w:p>
@@ -2796,7 +2593,7 @@
         </w:tc>
         <w:tc>
           <w:tcPr>
-            <w:tcW w:w="1440" w:type="dxa"/>
+            <w:tcW w:w="1260" w:type="dxa"/>
             <w:vAlign w:val="center"/>
           </w:tcPr>
           <w:p>
@@ -2813,7 +2610,7 @@
         </w:tc>
         <w:tc>
           <w:tcPr>
-            <w:tcW w:w="1440" w:type="dxa"/>
+            <w:tcW w:w="1260" w:type="dxa"/>
             <w:vAlign w:val="center"/>
           </w:tcPr>
           <w:p>
@@ -2825,6 +2622,23 @@
                 <w:sz w:val="16"/>
               </w:rPr>
               <w:t>12790</w:t>
+            </w:r>
+          </w:p>
+        </w:tc>
+        <w:tc>
+          <w:tcPr>
+            <w:tcW w:w="1260" w:type="dxa"/>
+            <w:vAlign w:val="center"/>
+          </w:tcPr>
+          <w:p>
+            <w:pPr>
+              <w:jc w:val="center"/>
+            </w:pPr>
+            <w:r>
+              <w:rPr>
+                <w:sz w:val="16"/>
+              </w:rPr>
+              <w:t>0</w:t>
             </w:r>
           </w:p>
         </w:tc>
@@ -2835,7 +2649,7 @@
         </w:trPr>
         <w:tc>
           <w:tcPr>
-            <w:tcW w:w="1440" w:type="dxa"/>
+            <w:tcW w:w="1260" w:type="dxa"/>
             <w:vAlign w:val="center"/>
           </w:tcPr>
           <w:p>
@@ -2852,7 +2666,7 @@
         </w:tc>
         <w:tc>
           <w:tcPr>
-            <w:tcW w:w="1440" w:type="dxa"/>
+            <w:tcW w:w="1260" w:type="dxa"/>
             <w:vAlign w:val="center"/>
           </w:tcPr>
           <w:p>
@@ -2869,7 +2683,7 @@
         </w:tc>
         <w:tc>
           <w:tcPr>
-            <w:tcW w:w="1440" w:type="dxa"/>
+            <w:tcW w:w="1260" w:type="dxa"/>
             <w:vAlign w:val="center"/>
           </w:tcPr>
           <w:p>
@@ -2886,7 +2700,7 @@
         </w:tc>
         <w:tc>
           <w:tcPr>
-            <w:tcW w:w="1440" w:type="dxa"/>
+            <w:tcW w:w="1260" w:type="dxa"/>
             <w:vAlign w:val="center"/>
           </w:tcPr>
           <w:p>
@@ -2903,7 +2717,7 @@
         </w:tc>
         <w:tc>
           <w:tcPr>
-            <w:tcW w:w="1440" w:type="dxa"/>
+            <w:tcW w:w="1260" w:type="dxa"/>
             <w:vAlign w:val="center"/>
           </w:tcPr>
           <w:p>
@@ -2920,7 +2734,7 @@
         </w:tc>
         <w:tc>
           <w:tcPr>
-            <w:tcW w:w="1440" w:type="dxa"/>
+            <w:tcW w:w="1260" w:type="dxa"/>
             <w:vAlign w:val="center"/>
           </w:tcPr>
           <w:p>
@@ -2937,7 +2751,7 @@
         </w:tc>
         <w:tc>
           <w:tcPr>
-            <w:tcW w:w="1440" w:type="dxa"/>
+            <w:tcW w:w="1260" w:type="dxa"/>
             <w:vAlign w:val="center"/>
           </w:tcPr>
           <w:p>
@@ -2949,6 +2763,23 @@
                 <w:sz w:val="16"/>
               </w:rPr>
               <w:t>11340</w:t>
+            </w:r>
+          </w:p>
+        </w:tc>
+        <w:tc>
+          <w:tcPr>
+            <w:tcW w:w="1260" w:type="dxa"/>
+            <w:vAlign w:val="center"/>
+          </w:tcPr>
+          <w:p>
+            <w:pPr>
+              <w:jc w:val="center"/>
+            </w:pPr>
+            <w:r>
+              <w:rPr>
+                <w:sz w:val="16"/>
+              </w:rPr>
+              <w:t>0</w:t>
             </w:r>
           </w:p>
         </w:tc>
@@ -2959,7 +2790,7 @@
         </w:trPr>
         <w:tc>
           <w:tcPr>
-            <w:tcW w:w="1440" w:type="dxa"/>
+            <w:tcW w:w="1260" w:type="dxa"/>
             <w:vAlign w:val="center"/>
           </w:tcPr>
           <w:p>
@@ -2976,7 +2807,7 @@
         </w:tc>
         <w:tc>
           <w:tcPr>
-            <w:tcW w:w="1440" w:type="dxa"/>
+            <w:tcW w:w="1260" w:type="dxa"/>
             <w:vAlign w:val="center"/>
           </w:tcPr>
           <w:p>
@@ -2993,7 +2824,7 @@
         </w:tc>
         <w:tc>
           <w:tcPr>
-            <w:tcW w:w="1440" w:type="dxa"/>
+            <w:tcW w:w="1260" w:type="dxa"/>
             <w:vAlign w:val="center"/>
           </w:tcPr>
           <w:p>
@@ -3010,24 +2841,24 @@
         </w:tc>
         <w:tc>
           <w:tcPr>
-            <w:tcW w:w="1440" w:type="dxa"/>
-            <w:vAlign w:val="center"/>
-          </w:tcPr>
-          <w:p>
-            <w:pPr>
-              <w:jc w:val="center"/>
-            </w:pPr>
-            <w:r>
-              <w:rPr>
-                <w:sz w:val="16"/>
-              </w:rPr>
-              <w:t>35.0</w:t>
-            </w:r>
-          </w:p>
-        </w:tc>
-        <w:tc>
-          <w:tcPr>
-            <w:tcW w:w="1440" w:type="dxa"/>
+            <w:tcW w:w="1260" w:type="dxa"/>
+            <w:vAlign w:val="center"/>
+          </w:tcPr>
+          <w:p>
+            <w:pPr>
+              <w:jc w:val="center"/>
+            </w:pPr>
+            <w:r>
+              <w:rPr>
+                <w:sz w:val="16"/>
+              </w:rPr>
+              <w:t>36.0</w:t>
+            </w:r>
+          </w:p>
+        </w:tc>
+        <w:tc>
+          <w:tcPr>
+            <w:tcW w:w="1260" w:type="dxa"/>
             <w:vAlign w:val="center"/>
           </w:tcPr>
           <w:p>
@@ -3044,7 +2875,7 @@
         </w:tc>
         <w:tc>
           <w:tcPr>
-            <w:tcW w:w="1440" w:type="dxa"/>
+            <w:tcW w:w="1260" w:type="dxa"/>
             <w:vAlign w:val="center"/>
           </w:tcPr>
           <w:p>
@@ -3061,7 +2892,7 @@
         </w:tc>
         <w:tc>
           <w:tcPr>
-            <w:tcW w:w="1440" w:type="dxa"/>
+            <w:tcW w:w="1260" w:type="dxa"/>
             <w:vAlign w:val="center"/>
           </w:tcPr>
           <w:p>
@@ -3073,6 +2904,23 @@
                 <w:sz w:val="16"/>
               </w:rPr>
               <w:t>0</w:t>
+            </w:r>
+          </w:p>
+        </w:tc>
+        <w:tc>
+          <w:tcPr>
+            <w:tcW w:w="1260" w:type="dxa"/>
+            <w:vAlign w:val="center"/>
+          </w:tcPr>
+          <w:p>
+            <w:pPr>
+              <w:jc w:val="center"/>
+            </w:pPr>
+            <w:r>
+              <w:rPr>
+                <w:sz w:val="16"/>
+              </w:rPr>
+              <w:t>686</w:t>
             </w:r>
           </w:p>
         </w:tc>
@@ -3083,7 +2931,7 @@
         </w:trPr>
         <w:tc>
           <w:tcPr>
-            <w:tcW w:w="1440" w:type="dxa"/>
+            <w:tcW w:w="1260" w:type="dxa"/>
             <w:vAlign w:val="center"/>
           </w:tcPr>
           <w:p>
@@ -3100,7 +2948,7 @@
         </w:tc>
         <w:tc>
           <w:tcPr>
-            <w:tcW w:w="1440" w:type="dxa"/>
+            <w:tcW w:w="1260" w:type="dxa"/>
             <w:vAlign w:val="center"/>
           </w:tcPr>
           <w:p>
@@ -3117,7 +2965,7 @@
         </w:tc>
         <w:tc>
           <w:tcPr>
-            <w:tcW w:w="1440" w:type="dxa"/>
+            <w:tcW w:w="1260" w:type="dxa"/>
             <w:vAlign w:val="center"/>
           </w:tcPr>
           <w:p>
@@ -3134,7 +2982,7 @@
         </w:tc>
         <w:tc>
           <w:tcPr>
-            <w:tcW w:w="1440" w:type="dxa"/>
+            <w:tcW w:w="1260" w:type="dxa"/>
             <w:vAlign w:val="center"/>
           </w:tcPr>
           <w:p>
@@ -3151,7 +2999,7 @@
         </w:tc>
         <w:tc>
           <w:tcPr>
-            <w:tcW w:w="1440" w:type="dxa"/>
+            <w:tcW w:w="1260" w:type="dxa"/>
             <w:vAlign w:val="center"/>
           </w:tcPr>
           <w:p>
@@ -3168,7 +3016,7 @@
         </w:tc>
         <w:tc>
           <w:tcPr>
-            <w:tcW w:w="1440" w:type="dxa"/>
+            <w:tcW w:w="1260" w:type="dxa"/>
             <w:vAlign w:val="center"/>
           </w:tcPr>
           <w:p>
@@ -3185,7 +3033,24 @@
         </w:tc>
         <w:tc>
           <w:tcPr>
-            <w:tcW w:w="1440" w:type="dxa"/>
+            <w:tcW w:w="1260" w:type="dxa"/>
+            <w:vAlign w:val="center"/>
+          </w:tcPr>
+          <w:p>
+            <w:pPr>
+              <w:jc w:val="center"/>
+            </w:pPr>
+            <w:r>
+              <w:rPr>
+                <w:sz w:val="16"/>
+              </w:rPr>
+              <w:t>0</w:t>
+            </w:r>
+          </w:p>
+        </w:tc>
+        <w:tc>
+          <w:tcPr>
+            <w:tcW w:w="1260" w:type="dxa"/>
             <w:vAlign w:val="center"/>
           </w:tcPr>
           <w:p>
@@ -3207,7 +3072,7 @@
         </w:trPr>
         <w:tc>
           <w:tcPr>
-            <w:tcW w:w="1440" w:type="dxa"/>
+            <w:tcW w:w="1260" w:type="dxa"/>
             <w:vAlign w:val="center"/>
           </w:tcPr>
           <w:p>
@@ -3224,7 +3089,7 @@
         </w:tc>
         <w:tc>
           <w:tcPr>
-            <w:tcW w:w="1440" w:type="dxa"/>
+            <w:tcW w:w="1260" w:type="dxa"/>
             <w:vAlign w:val="center"/>
           </w:tcPr>
           <w:p>
@@ -3241,7 +3106,7 @@
         </w:tc>
         <w:tc>
           <w:tcPr>
-            <w:tcW w:w="1440" w:type="dxa"/>
+            <w:tcW w:w="1260" w:type="dxa"/>
             <w:vAlign w:val="center"/>
           </w:tcPr>
           <w:p>
@@ -3258,7 +3123,7 @@
         </w:tc>
         <w:tc>
           <w:tcPr>
-            <w:tcW w:w="1440" w:type="dxa"/>
+            <w:tcW w:w="1260" w:type="dxa"/>
             <w:vAlign w:val="center"/>
           </w:tcPr>
           <w:p>
@@ -3275,7 +3140,7 @@
         </w:tc>
         <w:tc>
           <w:tcPr>
-            <w:tcW w:w="1440" w:type="dxa"/>
+            <w:tcW w:w="1260" w:type="dxa"/>
             <w:vAlign w:val="center"/>
           </w:tcPr>
           <w:p>
@@ -3292,7 +3157,7 @@
         </w:tc>
         <w:tc>
           <w:tcPr>
-            <w:tcW w:w="1440" w:type="dxa"/>
+            <w:tcW w:w="1260" w:type="dxa"/>
             <w:vAlign w:val="center"/>
           </w:tcPr>
           <w:p>
@@ -3309,7 +3174,7 @@
         </w:tc>
         <w:tc>
           <w:tcPr>
-            <w:tcW w:w="1440" w:type="dxa"/>
+            <w:tcW w:w="1260" w:type="dxa"/>
             <w:vAlign w:val="center"/>
           </w:tcPr>
           <w:p>
@@ -3321,6 +3186,23 @@
                 <w:sz w:val="16"/>
               </w:rPr>
               <w:t>0</w:t>
+            </w:r>
+          </w:p>
+        </w:tc>
+        <w:tc>
+          <w:tcPr>
+            <w:tcW w:w="1260" w:type="dxa"/>
+            <w:vAlign w:val="center"/>
+          </w:tcPr>
+          <w:p>
+            <w:pPr>
+              <w:jc w:val="center"/>
+            </w:pPr>
+            <w:r>
+              <w:rPr>
+                <w:sz w:val="16"/>
+              </w:rPr>
+              <w:t>251</w:t>
             </w:r>
           </w:p>
         </w:tc>
@@ -3331,7 +3213,7 @@
         </w:trPr>
         <w:tc>
           <w:tcPr>
-            <w:tcW w:w="1440" w:type="dxa"/>
+            <w:tcW w:w="1260" w:type="dxa"/>
             <w:vAlign w:val="center"/>
           </w:tcPr>
           <w:p>
@@ -3348,7 +3230,7 @@
         </w:tc>
         <w:tc>
           <w:tcPr>
-            <w:tcW w:w="1440" w:type="dxa"/>
+            <w:tcW w:w="1260" w:type="dxa"/>
             <w:vAlign w:val="center"/>
           </w:tcPr>
           <w:p>
@@ -3365,7 +3247,7 @@
         </w:tc>
         <w:tc>
           <w:tcPr>
-            <w:tcW w:w="1440" w:type="dxa"/>
+            <w:tcW w:w="1260" w:type="dxa"/>
             <w:vAlign w:val="center"/>
           </w:tcPr>
           <w:p>
@@ -3382,7 +3264,7 @@
         </w:tc>
         <w:tc>
           <w:tcPr>
-            <w:tcW w:w="1440" w:type="dxa"/>
+            <w:tcW w:w="1260" w:type="dxa"/>
             <w:vAlign w:val="center"/>
           </w:tcPr>
           <w:p>
@@ -3399,7 +3281,7 @@
         </w:tc>
         <w:tc>
           <w:tcPr>
-            <w:tcW w:w="1440" w:type="dxa"/>
+            <w:tcW w:w="1260" w:type="dxa"/>
             <w:vAlign w:val="center"/>
           </w:tcPr>
           <w:p>
@@ -3416,7 +3298,7 @@
         </w:tc>
         <w:tc>
           <w:tcPr>
-            <w:tcW w:w="1440" w:type="dxa"/>
+            <w:tcW w:w="1260" w:type="dxa"/>
             <w:vAlign w:val="center"/>
           </w:tcPr>
           <w:p>
@@ -3433,7 +3315,7 @@
         </w:tc>
         <w:tc>
           <w:tcPr>
-            <w:tcW w:w="1440" w:type="dxa"/>
+            <w:tcW w:w="1260" w:type="dxa"/>
             <w:vAlign w:val="center"/>
           </w:tcPr>
           <w:p>
@@ -3445,6 +3327,23 @@
                 <w:sz w:val="16"/>
               </w:rPr>
               <w:t>0</w:t>
+            </w:r>
+          </w:p>
+        </w:tc>
+        <w:tc>
+          <w:tcPr>
+            <w:tcW w:w="1260" w:type="dxa"/>
+            <w:vAlign w:val="center"/>
+          </w:tcPr>
+          <w:p>
+            <w:pPr>
+              <w:jc w:val="center"/>
+            </w:pPr>
+            <w:r>
+              <w:rPr>
+                <w:sz w:val="16"/>
+              </w:rPr>
+              <w:t>6</w:t>
             </w:r>
           </w:p>
         </w:tc>
@@ -3491,42 +3390,36 @@
         </w:rPr>
         <w:t xml:space="preserve">El análisis por subgrupos muestra que la evolución agregada no afecta por igual a toda la población. La tasa de desocupación por sexo permite observar brechas de </w:t>
       </w:r>
-      <w:proofErr w:type="spellStart"/>
       <w:r>
         <w:rPr>
           <w:lang w:val="es-AR"/>
         </w:rPr>
-        <w:t>insercion</w:t>
+        <w:t>inserción</w:t>
       </w:r>
-      <w:proofErr w:type="spellEnd"/>
       <w:r>
         <w:rPr>
           <w:lang w:val="es-AR"/>
         </w:rPr>
         <w:t xml:space="preserve"> laboral, mientras que la tasa de empleo por nivel educativo muestra la relación positiva entre credenciales educativas y </w:t>
       </w:r>
-      <w:proofErr w:type="spellStart"/>
       <w:r>
         <w:rPr>
           <w:lang w:val="es-AR"/>
         </w:rPr>
-        <w:t>participacion</w:t>
+        <w:t>participación</w:t>
       </w:r>
-      <w:proofErr w:type="spellEnd"/>
       <w:r>
         <w:rPr>
           <w:lang w:val="es-AR"/>
         </w:rPr>
         <w:t xml:space="preserve"> efectiva en el empleo. Estas aperturas complementan la comparación entre aglomerados y evitan interpretar los promedios como situaciones </w:t>
       </w:r>
-      <w:proofErr w:type="spellStart"/>
       <w:r>
         <w:rPr>
           <w:lang w:val="es-AR"/>
         </w:rPr>
-        <w:t>homogeneas</w:t>
+        <w:t>homogéneas</w:t>
       </w:r>
-      <w:proofErr w:type="spellEnd"/>
       <w:r>
         <w:rPr>
           <w:lang w:val="es-AR"/>
@@ -3543,7 +3436,7 @@
           <w:noProof/>
         </w:rPr>
         <w:drawing>
-          <wp:inline distT="0" distB="0" distL="0" distR="0" wp14:anchorId="2F9FC697" wp14:editId="1F926181">
+          <wp:inline distT="0" distB="0" distL="0" distR="0" wp14:anchorId="2898B3AC" wp14:editId="05318576">
             <wp:extent cx="5303520" cy="2651760"/>
             <wp:effectExtent l="0" t="0" r="0" b="0"/>
             <wp:docPr id="6" name="Picture 6"/>
@@ -3591,7 +3484,7 @@
         <w:rPr>
           <w:lang w:val="es-AR"/>
         </w:rPr>
-        <w:t>Figura 6. Tasa de desocupación por sexo</w:t>
+        <w:t>Figura 6. Tasa de desocupación por sexo (orden lógico)</w:t>
       </w:r>
     </w:p>
     <w:p>
@@ -3604,7 +3497,7 @@
         </w:rPr>
         <w:lastRenderedPageBreak/>
         <w:drawing>
-          <wp:inline distT="0" distB="0" distL="0" distR="0" wp14:anchorId="4DB352C0" wp14:editId="737A7520">
+          <wp:inline distT="0" distB="0" distL="0" distR="0" wp14:anchorId="57D9A747" wp14:editId="53F33D76">
             <wp:extent cx="5303520" cy="2410691"/>
             <wp:effectExtent l="0" t="0" r="0" b="0"/>
             <wp:docPr id="7" name="Picture 7"/>
@@ -3652,7 +3545,7 @@
         <w:rPr>
           <w:lang w:val="es-AR"/>
         </w:rPr>
-        <w:t>Figura 7. Tasa de empleo por nivel educativo</w:t>
+        <w:t>Figura 7. Tasa de empleo por nivel educativo (orden lógico)</w:t>
       </w:r>
     </w:p>
     <w:p>
@@ -3696,7 +3589,6 @@
             <w:pPr>
               <w:jc w:val="center"/>
             </w:pPr>
-            <w:proofErr w:type="spellStart"/>
             <w:r>
               <w:rPr>
                 <w:b/>
@@ -3704,7 +3596,6 @@
               </w:rPr>
               <w:t>Aglomerado</w:t>
             </w:r>
-            <w:proofErr w:type="spellEnd"/>
           </w:p>
         </w:tc>
         <w:tc>
@@ -3799,7 +3690,7 @@
               <w:rPr>
                 <w:sz w:val="16"/>
               </w:rPr>
-              <w:t>Primaria completa</w:t>
+              <w:t>Primaria incompleta</w:t>
             </w:r>
           </w:p>
         </w:tc>
@@ -3816,7 +3707,7 @@
               <w:rPr>
                 <w:sz w:val="16"/>
               </w:rPr>
-              <w:t>43.2%</w:t>
+              <w:t>11.7%</w:t>
             </w:r>
           </w:p>
         </w:tc>
@@ -3833,7 +3724,7 @@
               <w:rPr>
                 <w:sz w:val="16"/>
               </w:rPr>
-              <w:t>5.2%</w:t>
+              <w:t>7.9%</w:t>
             </w:r>
           </w:p>
         </w:tc>
@@ -3855,7 +3746,7 @@
               <w:rPr>
                 <w:sz w:val="16"/>
               </w:rPr>
-              <w:t>Mar del Plata</w:t>
+              <w:t>Neuquén-Plottier</w:t>
             </w:r>
           </w:p>
         </w:tc>
@@ -3889,7 +3780,7 @@
               <w:rPr>
                 <w:sz w:val="16"/>
               </w:rPr>
-              <w:t>11.7%</w:t>
+              <w:t>4.4%</w:t>
             </w:r>
           </w:p>
         </w:tc>
@@ -3906,7 +3797,7 @@
               <w:rPr>
                 <w:sz w:val="16"/>
               </w:rPr>
-              <w:t>7.9%</w:t>
+              <w:t>14.4%</w:t>
             </w:r>
           </w:p>
         </w:tc>
@@ -3945,7 +3836,7 @@
               <w:rPr>
                 <w:sz w:val="16"/>
               </w:rPr>
-              <w:t>Secundaria completa</w:t>
+              <w:t>Primaria completa</w:t>
             </w:r>
           </w:p>
         </w:tc>
@@ -3962,7 +3853,7 @@
               <w:rPr>
                 <w:sz w:val="16"/>
               </w:rPr>
-              <w:t>68.2%</w:t>
+              <w:t>43.2%</w:t>
             </w:r>
           </w:p>
         </w:tc>
@@ -3979,7 +3870,7 @@
               <w:rPr>
                 <w:sz w:val="16"/>
               </w:rPr>
-              <w:t>7.0%</w:t>
+              <w:t>5.2%</w:t>
             </w:r>
           </w:p>
         </w:tc>
@@ -4001,7 +3892,7 @@
               <w:rPr>
                 <w:sz w:val="16"/>
               </w:rPr>
-              <w:t>Mar del Plata</w:t>
+              <w:t>Neuquén-Plottier</w:t>
             </w:r>
           </w:p>
         </w:tc>
@@ -4018,7 +3909,7 @@
               <w:rPr>
                 <w:sz w:val="16"/>
               </w:rPr>
-              <w:t>Secundaria incompleta</w:t>
+              <w:t>Primaria completa</w:t>
             </w:r>
           </w:p>
         </w:tc>
@@ -4035,7 +3926,7 @@
               <w:rPr>
                 <w:sz w:val="16"/>
               </w:rPr>
-              <w:t>30.8%</w:t>
+              <w:t>44.7%</w:t>
             </w:r>
           </w:p>
         </w:tc>
@@ -4052,7 +3943,7 @@
               <w:rPr>
                 <w:sz w:val="16"/>
               </w:rPr>
-              <w:t>12.1%</w:t>
+              <w:t>5.5%</w:t>
             </w:r>
           </w:p>
         </w:tc>
@@ -4091,7 +3982,7 @@
               <w:rPr>
                 <w:sz w:val="16"/>
               </w:rPr>
-              <w:t>Sin instruccion</w:t>
+              <w:t>Secundaria incompleta</w:t>
             </w:r>
           </w:p>
         </w:tc>
@@ -4108,7 +3999,7 @@
               <w:rPr>
                 <w:sz w:val="16"/>
               </w:rPr>
-              <w:t>3.0%</w:t>
+              <w:t>30.8%</w:t>
             </w:r>
           </w:p>
         </w:tc>
@@ -4125,7 +4016,7 @@
               <w:rPr>
                 <w:sz w:val="16"/>
               </w:rPr>
-              <w:t>15.0%</w:t>
+              <w:t>12.1%</w:t>
             </w:r>
           </w:p>
         </w:tc>
@@ -4147,7 +4038,7 @@
               <w:rPr>
                 <w:sz w:val="16"/>
               </w:rPr>
-              <w:t>Mar del Plata</w:t>
+              <w:t>Neuquén-Plottier</w:t>
             </w:r>
           </w:p>
         </w:tc>
@@ -4164,7 +4055,7 @@
               <w:rPr>
                 <w:sz w:val="16"/>
               </w:rPr>
-              <w:t>Superior/univ. completa</w:t>
+              <w:t>Secundaria incompleta</w:t>
             </w:r>
           </w:p>
         </w:tc>
@@ -4181,7 +4072,7 @@
               <w:rPr>
                 <w:sz w:val="16"/>
               </w:rPr>
-              <w:t>71.4%</w:t>
+              <w:t>37.5%</w:t>
             </w:r>
           </w:p>
         </w:tc>
@@ -4198,7 +4089,7 @@
               <w:rPr>
                 <w:sz w:val="16"/>
               </w:rPr>
-              <w:t>1.6%</w:t>
+              <w:t>5.6%</w:t>
             </w:r>
           </w:p>
         </w:tc>
@@ -4237,7 +4128,7 @@
               <w:rPr>
                 <w:sz w:val="16"/>
               </w:rPr>
-              <w:t>Superior/univ. incompleta</w:t>
+              <w:t>Secundaria completa</w:t>
             </w:r>
           </w:p>
         </w:tc>
@@ -4254,7 +4145,7 @@
               <w:rPr>
                 <w:sz w:val="16"/>
               </w:rPr>
-              <w:t>60.1%</w:t>
+              <w:t>68.2%</w:t>
             </w:r>
           </w:p>
         </w:tc>
@@ -4271,7 +4162,7 @@
               <w:rPr>
                 <w:sz w:val="16"/>
               </w:rPr>
-              <w:t>11.9%</w:t>
+              <w:t>7.0%</w:t>
             </w:r>
           </w:p>
         </w:tc>
@@ -4310,7 +4201,7 @@
               <w:rPr>
                 <w:sz w:val="16"/>
               </w:rPr>
-              <w:t>Primaria completa</w:t>
+              <w:t>Secundaria completa</w:t>
             </w:r>
           </w:p>
         </w:tc>
@@ -4327,7 +4218,7 @@
               <w:rPr>
                 <w:sz w:val="16"/>
               </w:rPr>
-              <w:t>44.7%</w:t>
+              <w:t>70.9%</w:t>
             </w:r>
           </w:p>
         </w:tc>
@@ -4344,7 +4235,7 @@
               <w:rPr>
                 <w:sz w:val="16"/>
               </w:rPr>
-              <w:t>5.5%</w:t>
+              <w:t>4.2%</w:t>
             </w:r>
           </w:p>
         </w:tc>
@@ -4366,7 +4257,7 @@
               <w:rPr>
                 <w:sz w:val="16"/>
               </w:rPr>
-              <w:t>Neuquén-Plottier</w:t>
+              <w:t>Mar del Plata</w:t>
             </w:r>
           </w:p>
         </w:tc>
@@ -4383,7 +4274,7 @@
               <w:rPr>
                 <w:sz w:val="16"/>
               </w:rPr>
-              <w:t>Primaria incompleta</w:t>
+              <w:t>Superior/univ. incompleta</w:t>
             </w:r>
           </w:p>
         </w:tc>
@@ -4400,7 +4291,7 @@
               <w:rPr>
                 <w:sz w:val="16"/>
               </w:rPr>
-              <w:t>4.4%</w:t>
+              <w:t>60.1%</w:t>
             </w:r>
           </w:p>
         </w:tc>
@@ -4417,7 +4308,7 @@
               <w:rPr>
                 <w:sz w:val="16"/>
               </w:rPr>
-              <w:t>14.4%</w:t>
+              <w:t>11.9%</w:t>
             </w:r>
           </w:p>
         </w:tc>
@@ -4456,7 +4347,7 @@
               <w:rPr>
                 <w:sz w:val="16"/>
               </w:rPr>
-              <w:t>Secundaria completa</w:t>
+              <w:t>Superior/univ. incompleta</w:t>
             </w:r>
           </w:p>
         </w:tc>
@@ -4473,7 +4364,7 @@
               <w:rPr>
                 <w:sz w:val="16"/>
               </w:rPr>
-              <w:t>70.9%</w:t>
+              <w:t>52.6%</w:t>
             </w:r>
           </w:p>
         </w:tc>
@@ -4490,7 +4381,7 @@
               <w:rPr>
                 <w:sz w:val="16"/>
               </w:rPr>
-              <w:t>4.2%</w:t>
+              <w:t>4.0%</w:t>
             </w:r>
           </w:p>
         </w:tc>
@@ -4512,7 +4403,7 @@
               <w:rPr>
                 <w:sz w:val="16"/>
               </w:rPr>
-              <w:t>Neuquén-Plottier</w:t>
+              <w:t>Mar del Plata</w:t>
             </w:r>
           </w:p>
         </w:tc>
@@ -4529,7 +4420,7 @@
               <w:rPr>
                 <w:sz w:val="16"/>
               </w:rPr>
-              <w:t>Secundaria incompleta</w:t>
+              <w:t>Superior/univ. completa</w:t>
             </w:r>
           </w:p>
         </w:tc>
@@ -4546,7 +4437,7 @@
               <w:rPr>
                 <w:sz w:val="16"/>
               </w:rPr>
-              <w:t>37.5%</w:t>
+              <w:t>71.4%</w:t>
             </w:r>
           </w:p>
         </w:tc>
@@ -4563,7 +4454,7 @@
               <w:rPr>
                 <w:sz w:val="16"/>
               </w:rPr>
-              <w:t>5.6%</w:t>
+              <w:t>1.6%</w:t>
             </w:r>
           </w:p>
         </w:tc>
@@ -4602,7 +4493,7 @@
               <w:rPr>
                 <w:sz w:val="16"/>
               </w:rPr>
-              <w:t>Sin instruccion</w:t>
+              <w:t>Superior/univ. completa</w:t>
             </w:r>
           </w:p>
         </w:tc>
@@ -4619,7 +4510,7 @@
               <w:rPr>
                 <w:sz w:val="16"/>
               </w:rPr>
-              <w:t>2.0%</w:t>
+              <w:t>77.2%</w:t>
             </w:r>
           </w:p>
         </w:tc>
@@ -4636,7 +4527,7 @@
               <w:rPr>
                 <w:sz w:val="16"/>
               </w:rPr>
-              <w:t>0.0%</w:t>
+              <w:t>1.6%</w:t>
             </w:r>
           </w:p>
         </w:tc>
@@ -4658,7 +4549,7 @@
               <w:rPr>
                 <w:sz w:val="16"/>
               </w:rPr>
-              <w:t>Neuquén-Plottier</w:t>
+              <w:t>Mar del Plata</w:t>
             </w:r>
           </w:p>
         </w:tc>
@@ -4675,7 +4566,7 @@
               <w:rPr>
                 <w:sz w:val="16"/>
               </w:rPr>
-              <w:t>Superior/univ. completa</w:t>
+              <w:t>Sin instruccion</w:t>
             </w:r>
           </w:p>
         </w:tc>
@@ -4692,7 +4583,7 @@
               <w:rPr>
                 <w:sz w:val="16"/>
               </w:rPr>
-              <w:t>77.2%</w:t>
+              <w:t>3.0%</w:t>
             </w:r>
           </w:p>
         </w:tc>
@@ -4709,7 +4600,7 @@
               <w:rPr>
                 <w:sz w:val="16"/>
               </w:rPr>
-              <w:t>1.6%</w:t>
+              <w:t>15.0%</w:t>
             </w:r>
           </w:p>
         </w:tc>
@@ -4748,7 +4639,7 @@
               <w:rPr>
                 <w:sz w:val="16"/>
               </w:rPr>
-              <w:t>Superior/univ. incompleta</w:t>
+              <w:t>Sin instruccion</w:t>
             </w:r>
           </w:p>
         </w:tc>
@@ -4765,7 +4656,7 @@
               <w:rPr>
                 <w:sz w:val="16"/>
               </w:rPr>
-              <w:t>52.6%</w:t>
+              <w:t>2.0%</w:t>
             </w:r>
           </w:p>
         </w:tc>
@@ -4782,7 +4673,7 @@
               <w:rPr>
                 <w:sz w:val="16"/>
               </w:rPr>
-              <w:t>4.0%</w:t>
+              <w:t>0.0%</w:t>
             </w:r>
           </w:p>
         </w:tc>
@@ -4801,28 +4692,24 @@
         </w:rPr>
         <w:t xml:space="preserve">Además de sexo y educación, el modelo de ingresos incorpora edad, rama de actividad y ocupación. Las variables PP04B_COD y PP04D_COD permiten capturar diferencias vinculadas al tipo de </w:t>
       </w:r>
-      <w:proofErr w:type="spellStart"/>
       <w:r>
         <w:rPr>
           <w:lang w:val="es-AR"/>
         </w:rPr>
-        <w:t>insercion</w:t>
+        <w:t>inserción</w:t>
       </w:r>
-      <w:proofErr w:type="spellEnd"/>
       <w:r>
         <w:rPr>
           <w:lang w:val="es-AR"/>
         </w:rPr>
         <w:t xml:space="preserve"> laboral. Aunque en el informe se presentan de forma resumida, quedan disponibles en las tablas de coeficientes para revisar actividades u </w:t>
       </w:r>
-      <w:proofErr w:type="spellStart"/>
       <w:r>
         <w:rPr>
           <w:lang w:val="es-AR"/>
         </w:rPr>
-        <w:t>ocupaciónes</w:t>
+        <w:t>ocupaciones</w:t>
       </w:r>
-      <w:proofErr w:type="spellEnd"/>
       <w:r>
         <w:rPr>
           <w:lang w:val="es-AR"/>
@@ -4857,14 +4744,12 @@
         </w:rPr>
         <w:t xml:space="preserve">Como paso previo al modelo de imputación se estimaron dos modelos de regresión lineal sobre el logaritmo del ingreso real de la ocupación principal. El primero es una regresión lineal simple, que explica el ingreso únicamente a partir de la edad. El segundo es una regresión lineal múltiple, que incorpora edad, sexo, nivel educativo, aglomerado, año, trimestre, rama de actividad y ocupación. Esta comparación permite mostrar el aporte del análisis multivariado: una sola variable explica muy poco, mientras que el conjunto de </w:t>
       </w:r>
-      <w:proofErr w:type="spellStart"/>
       <w:r>
         <w:rPr>
           <w:lang w:val="es-AR"/>
         </w:rPr>
-        <w:t>caracteristicas</w:t>
+        <w:t>características</w:t>
       </w:r>
-      <w:proofErr w:type="spellEnd"/>
       <w:r>
         <w:rPr>
           <w:lang w:val="es-AR"/>
@@ -4883,7 +4768,7 @@
         <w:rPr>
           <w:lang w:val="es-AR"/>
         </w:rPr>
-        <w:t>Tabla 5. Comparación de regresión lineal simple y múltiple</w:t>
+        <w:t>Tabla 5. Comparación de regresión lineal simple y múltiple (escala original en pesos)</w:t>
       </w:r>
     </w:p>
     <w:tbl>
@@ -5015,7 +4900,7 @@
                 <w:b/>
                 <w:sz w:val="16"/>
               </w:rPr>
-              <w:t>R2 log</w:t>
+              <w:t>R² original (pesos)</w:t>
             </w:r>
           </w:p>
         </w:tc>
@@ -5122,7 +5007,7 @@
               <w:rPr>
                 <w:sz w:val="16"/>
               </w:rPr>
-              <w:t>0.001</w:t>
+              <w:t>-0.103</w:t>
             </w:r>
           </w:p>
         </w:tc>
@@ -5229,7 +5114,7 @@
               <w:rPr>
                 <w:sz w:val="16"/>
               </w:rPr>
-              <w:t>0.454</w:t>
+              <w:t>0.344</w:t>
             </w:r>
           </w:p>
         </w:tc>
@@ -5248,28 +5133,24 @@
         </w:rPr>
         <w:t xml:space="preserve">En la regresión lineal simple, la edad estandarizada tiene un coeficiente positivo: un aumento de un desvío </w:t>
       </w:r>
-      <w:proofErr w:type="spellStart"/>
       <w:r>
         <w:rPr>
           <w:lang w:val="es-AR"/>
         </w:rPr>
-        <w:t>estandar</w:t>
+        <w:t>estándar</w:t>
       </w:r>
-      <w:proofErr w:type="spellEnd"/>
       <w:r>
         <w:rPr>
           <w:lang w:val="es-AR"/>
         </w:rPr>
         <w:t xml:space="preserve"> en la edad se asocia con un cambio aproximado de 3.5% en el ingreso real esperado. Sin embargo, el R2 es prácticamente nulo, por lo que la edad por </w:t>
       </w:r>
-      <w:proofErr w:type="spellStart"/>
       <w:r>
         <w:rPr>
           <w:lang w:val="es-AR"/>
         </w:rPr>
-        <w:t>si</w:t>
+        <w:t>sí</w:t>
       </w:r>
-      <w:proofErr w:type="spellEnd"/>
       <w:r>
         <w:rPr>
           <w:lang w:val="es-AR"/>
@@ -5287,7 +5168,7 @@
         </w:rPr>
         <w:lastRenderedPageBreak/>
         <w:drawing>
-          <wp:inline distT="0" distB="0" distL="0" distR="0" wp14:anchorId="3BEC439D" wp14:editId="71EAA298">
+          <wp:inline distT="0" distB="0" distL="0" distR="0" wp14:anchorId="3589BC92" wp14:editId="00140BAD">
             <wp:extent cx="5303520" cy="2946400"/>
             <wp:effectExtent l="0" t="0" r="0" b="0"/>
             <wp:docPr id="8" name="Picture 8"/>
@@ -5443,7 +5324,7 @@
               <w:rPr>
                 <w:sz w:val="16"/>
               </w:rPr>
-              <w:t>cat__PP04D_COD_54113.0</w:t>
+              <w:t>cat_PP04D_COD_54113.0</w:t>
             </w:r>
           </w:p>
         </w:tc>
@@ -5499,7 +5380,7 @@
               <w:rPr>
                 <w:sz w:val="16"/>
               </w:rPr>
-              <w:t>cat__PP04D_COD_33123.0</w:t>
+              <w:t>cat_PP04D_COD_33123.0</w:t>
             </w:r>
           </w:p>
         </w:tc>
@@ -5555,7 +5436,7 @@
               <w:rPr>
                 <w:sz w:val="16"/>
               </w:rPr>
-              <w:t>cat__PP04D_COD_30339.0</w:t>
+              <w:t>cat_PP04D_COD_30339.0</w:t>
             </w:r>
           </w:p>
         </w:tc>
@@ -5611,7 +5492,7 @@
               <w:rPr>
                 <w:sz w:val="16"/>
               </w:rPr>
-              <w:t>cat__PP04D_COD_52132.0</w:t>
+              <w:t>cat_PP04D_COD_52132.0</w:t>
             </w:r>
           </w:p>
         </w:tc>
@@ -5667,7 +5548,7 @@
               <w:rPr>
                 <w:sz w:val="16"/>
               </w:rPr>
-              <w:t>cat__PP04D_COD_31119.0</w:t>
+              <w:t>cat_PP04D_COD_31119.0</w:t>
             </w:r>
           </w:p>
         </w:tc>
@@ -5723,7 +5604,7 @@
               <w:rPr>
                 <w:sz w:val="16"/>
               </w:rPr>
-              <w:t>cat__PP04D_COD_31139.0</w:t>
+              <w:t>cat_PP04D_COD_31139.0</w:t>
             </w:r>
           </w:p>
         </w:tc>
@@ -5776,56 +5657,48 @@
         </w:rPr>
         <w:t xml:space="preserve">La regresión lineal múltiple mejora claramente el ajuste. Esto indica que los ingresos no dependen de una única </w:t>
       </w:r>
-      <w:proofErr w:type="spellStart"/>
       <w:r>
         <w:rPr>
           <w:lang w:val="es-AR"/>
         </w:rPr>
-        <w:t>dimension</w:t>
+        <w:t>dimensión</w:t>
       </w:r>
-      <w:proofErr w:type="spellEnd"/>
       <w:r>
         <w:rPr>
           <w:lang w:val="es-AR"/>
         </w:rPr>
         <w:t xml:space="preserve"> individual, sino de una </w:t>
       </w:r>
-      <w:proofErr w:type="spellStart"/>
       <w:r>
         <w:rPr>
           <w:lang w:val="es-AR"/>
         </w:rPr>
-        <w:t>combinacion</w:t>
+        <w:t>combinación</w:t>
       </w:r>
-      <w:proofErr w:type="spellEnd"/>
       <w:r>
         <w:rPr>
           <w:lang w:val="es-AR"/>
         </w:rPr>
         <w:t xml:space="preserve"> de edad, sexo, credenciales educativas, </w:t>
       </w:r>
-      <w:proofErr w:type="spellStart"/>
       <w:r>
         <w:rPr>
           <w:lang w:val="es-AR"/>
         </w:rPr>
-        <w:t>ubicacion</w:t>
+        <w:t>ubicación</w:t>
       </w:r>
-      <w:proofErr w:type="spellEnd"/>
       <w:r>
         <w:rPr>
           <w:lang w:val="es-AR"/>
         </w:rPr>
         <w:t xml:space="preserve"> geográfica, período histórico y </w:t>
       </w:r>
-      <w:proofErr w:type="spellStart"/>
       <w:r>
         <w:rPr>
           <w:lang w:val="es-AR"/>
         </w:rPr>
-        <w:t>caracteristicas</w:t>
+        <w:t>características</w:t>
       </w:r>
-      <w:proofErr w:type="spellEnd"/>
       <w:r>
         <w:rPr>
           <w:lang w:val="es-AR"/>
@@ -5842,7 +5715,7 @@
           <w:noProof/>
         </w:rPr>
         <w:drawing>
-          <wp:inline distT="0" distB="0" distL="0" distR="0" wp14:anchorId="516C82C6" wp14:editId="4AE1D2F3">
+          <wp:inline distT="0" distB="0" distL="0" distR="0" wp14:anchorId="1C10AF23" wp14:editId="471B898A">
             <wp:extent cx="5303520" cy="2946400"/>
             <wp:effectExtent l="0" t="0" r="0" b="0"/>
             <wp:docPr id="9" name="Picture 9"/>
@@ -5907,14 +5780,12 @@
         <w:lastRenderedPageBreak/>
         <w:t xml:space="preserve">El gráfico de residuos permite evaluar visualmente si el modelo deja patrones sistemáticos sin explicar. Si los residuos se distribuyen de forma aproximadamente aleatoria alrededor de cero, el ajuste lineal resulta más razonable. En cambio, patrones marcados o cambios fuertes en la dispersión indicarían </w:t>
       </w:r>
-      <w:proofErr w:type="spellStart"/>
       <w:r>
         <w:rPr>
           <w:lang w:val="es-AR"/>
         </w:rPr>
-        <w:t>problemás</w:t>
+        <w:t>problemas</w:t>
       </w:r>
-      <w:proofErr w:type="spellEnd"/>
       <w:r>
         <w:rPr>
           <w:lang w:val="es-AR"/>
@@ -5935,47 +5806,29 @@
         </w:rPr>
         <w:t xml:space="preserve">Para cumplir el objetivo de </w:t>
       </w:r>
-      <w:proofErr w:type="spellStart"/>
       <w:r>
         <w:rPr>
           <w:lang w:val="es-AR"/>
         </w:rPr>
-        <w:t>aprobacion</w:t>
+        <w:t>aprobación</w:t>
       </w:r>
-      <w:proofErr w:type="spellEnd"/>
       <w:r>
         <w:rPr>
           <w:lang w:val="es-AR"/>
         </w:rPr>
         <w:t xml:space="preserve"> directa se </w:t>
       </w:r>
-      <w:proofErr w:type="spellStart"/>
       <w:r>
         <w:rPr>
           <w:lang w:val="es-AR"/>
         </w:rPr>
-        <w:t>desarrollo</w:t>
+        <w:t>desarrolló</w:t>
       </w:r>
-      <w:proofErr w:type="spellEnd"/>
       <w:r>
         <w:rPr>
           <w:lang w:val="es-AR"/>
         </w:rPr>
-        <w:t xml:space="preserve">, además, un modelo Ridge para imputar la no respuesta de ingresos. Ridge mantiene una estructura lineal similar a la regresión múltiple, pero agrega regularización para reducir la inestabilidad cuando hay muchas categorías de rama y ocupación. Se utilizaron como variables independientes la edad, sexo, nivel educativo, aglomerado, año, trimestre, rama de actividad y ocupación. El modelo se entrenó con ocupados de 14 a 80 años con ingreso positivo y se evaluó mediante una partición </w:t>
-      </w:r>
-      <w:proofErr w:type="spellStart"/>
-      <w:r>
-        <w:rPr>
-          <w:lang w:val="es-AR"/>
-        </w:rPr>
-        <w:t>train</w:t>
-      </w:r>
-      <w:proofErr w:type="spellEnd"/>
-      <w:r>
-        <w:rPr>
-          <w:lang w:val="es-AR"/>
-        </w:rPr>
-        <w:t>/test.</w:t>
+        <w:t>, además, un modelo Ridge para imputar la no respuesta de ingresos. Ridge mantiene una estructura lineal similar a la regresión múltiple, pero agrega regularización para reducir la inestabilidad cuando hay muchas categorías de rama y ocupación. Se utilizaron como variables independientes la edad, sexo, nivel educativo, aglomerado, año, trimestre, rama de actividad y ocupación. El modelo se entrenó con ocupados de 14 a 80 años con ingreso positivo y se evaluó mediante una partición train/test.</w:t>
       </w:r>
     </w:p>
     <w:p>
@@ -5989,7 +5842,7 @@
         <w:rPr>
           <w:lang w:val="es-AR"/>
         </w:rPr>
-        <w:t>Tabla 7. Evaluación del modelo de imputación</w:t>
+        <w:t>Tabla 7. Evaluación del modelo de imputación en escala original</w:t>
       </w:r>
     </w:p>
     <w:tbl>
@@ -6121,7 +5974,7 @@
                 <w:b/>
                 <w:sz w:val="16"/>
               </w:rPr>
-              <w:t>R2 log</w:t>
+              <w:t>R² original (pesos)</w:t>
             </w:r>
           </w:p>
         </w:tc>
@@ -6143,7 +5996,19 @@
               <w:rPr>
                 <w:sz w:val="16"/>
               </w:rPr>
-              <w:t>Ridge sobre log(P21 real)</w:t>
+              <w:t xml:space="preserve">Ridge sobre </w:t>
+            </w:r>
+            <w:r>
+              <w:rPr>
+                <w:sz w:val="16"/>
+              </w:rPr>
+              <w:t>log (</w:t>
+            </w:r>
+            <w:r>
+              <w:rPr>
+                <w:sz w:val="16"/>
+              </w:rPr>
+              <w:t>P21 real)</w:t>
             </w:r>
           </w:p>
         </w:tc>
@@ -6211,7 +6076,7 @@
               <w:rPr>
                 <w:sz w:val="16"/>
               </w:rPr>
-              <w:t>$765.421</w:t>
+              <w:t>$765.418</w:t>
             </w:r>
           </w:p>
         </w:tc>
@@ -6228,7 +6093,7 @@
               <w:rPr>
                 <w:sz w:val="16"/>
               </w:rPr>
-              <w:t>0.460</w:t>
+              <w:t>0.358</w:t>
             </w:r>
           </w:p>
         </w:tc>
@@ -6245,7 +6110,7 @@
         <w:rPr>
           <w:lang w:val="es-AR"/>
         </w:rPr>
-        <w:t>El R2 sobre el logaritmo del ingreso es 0,460. Esto indica una capacidad explicativa moderada: el modelo captura diferencias sistemáticas por edad, educación, aglomerado, rama y ocupación, pero deja una parte importante de la variación individual sin explicar. El MAE y el RMSE se expresan en pesos reales a precios de 2025T4, por lo que deben interpretarse en el contexto de una distribución de ingresos muy dispersa.</w:t>
+        <w:t>El R² calculado sobre la escala original (pesos) es de 0.358. Este coeficiente refleja de forma realista la capacidad predictiva del modelo, evitando la sobreestimación de ajuste típica que se produce al evaluar la métrica en la escala logarítmica comprimida. El ajuste moderado se explica por la alta variabilidad y dispersión natural de los ingresos reales altos (valores atípicos), lo que hace que la estimación deba interpretarse como una aproximación y no como un valor exacto. El MAE y el RMSE se expresan en pesos reales a precios de 2025T4, por lo que deben interpretarse en el contexto de una distribución de ingresos muy dispersa.</w:t>
       </w:r>
     </w:p>
     <w:p>
@@ -6259,19 +6124,600 @@
         <w:rPr>
           <w:lang w:val="es-AR"/>
         </w:rPr>
-        <w:t xml:space="preserve">Tabla </w:t>
+        <w:t>Tabla 8. Variables con mayor efecto estimado en el modelo Ridge</w:t>
+      </w:r>
+    </w:p>
+    <w:tbl>
+      <w:tblPr>
+        <w:tblStyle w:val="Tablaconcuadrcula"/>
+        <w:tblW w:w="0" w:type="auto"/>
+        <w:jc w:val="center"/>
+        <w:tblLook w:val="04A0" w:firstRow="1" w:lastRow="0" w:firstColumn="1" w:lastColumn="0" w:noHBand="0" w:noVBand="1"/>
+      </w:tblPr>
+      <w:tblGrid>
+        <w:gridCol w:w="3360"/>
+        <w:gridCol w:w="3360"/>
+        <w:gridCol w:w="3360"/>
+      </w:tblGrid>
+      <w:tr>
+        <w:trPr>
+          <w:jc w:val="center"/>
+        </w:trPr>
+        <w:tc>
+          <w:tcPr>
+            <w:tcW w:w="3360" w:type="dxa"/>
+            <w:shd w:val="clear" w:color="auto" w:fill="D9EAF7"/>
+            <w:vAlign w:val="center"/>
+          </w:tcPr>
+          <w:p>
+            <w:pPr>
+              <w:jc w:val="center"/>
+            </w:pPr>
+            <w:r>
+              <w:rPr>
+                <w:b/>
+                <w:sz w:val="16"/>
+              </w:rPr>
+              <w:t>Variable</w:t>
+            </w:r>
+          </w:p>
+        </w:tc>
+        <w:tc>
+          <w:tcPr>
+            <w:tcW w:w="3360" w:type="dxa"/>
+            <w:shd w:val="clear" w:color="auto" w:fill="D9EAF7"/>
+            <w:vAlign w:val="center"/>
+          </w:tcPr>
+          <w:p>
+            <w:pPr>
+              <w:jc w:val="center"/>
+            </w:pPr>
+            <w:r>
+              <w:rPr>
+                <w:b/>
+                <w:sz w:val="16"/>
+              </w:rPr>
+              <w:t>Nombre</w:t>
+            </w:r>
+          </w:p>
+        </w:tc>
+        <w:tc>
+          <w:tcPr>
+            <w:tcW w:w="3360" w:type="dxa"/>
+            <w:shd w:val="clear" w:color="auto" w:fill="D9EAF7"/>
+            <w:vAlign w:val="center"/>
+          </w:tcPr>
+          <w:p>
+            <w:pPr>
+              <w:jc w:val="center"/>
+            </w:pPr>
+            <w:r>
+              <w:rPr>
+                <w:b/>
+                <w:sz w:val="16"/>
+              </w:rPr>
+              <w:t>Impacto porcentual aproximado</w:t>
+            </w:r>
+          </w:p>
+        </w:tc>
+      </w:tr>
+      <w:tr>
+        <w:trPr>
+          <w:jc w:val="center"/>
+        </w:trPr>
+        <w:tc>
+          <w:tcPr>
+            <w:tcW w:w="3360" w:type="dxa"/>
+            <w:vAlign w:val="center"/>
+          </w:tcPr>
+          <w:p>
+            <w:pPr>
+              <w:jc w:val="center"/>
+            </w:pPr>
+            <w:r>
+              <w:rPr>
+                <w:sz w:val="16"/>
+              </w:rPr>
+              <w:t>cat_PP04D_COD_54113.0</w:t>
+            </w:r>
+          </w:p>
+        </w:tc>
+        <w:tc>
+          <w:tcPr>
+            <w:tcW w:w="3360" w:type="dxa"/>
+            <w:vAlign w:val="center"/>
+          </w:tcPr>
+          <w:p>
+            <w:pPr>
+              <w:jc w:val="center"/>
+            </w:pPr>
+            <w:r>
+              <w:rPr>
+                <w:sz w:val="16"/>
+              </w:rPr>
+              <w:t>Ocupación</w:t>
+            </w:r>
+          </w:p>
+        </w:tc>
+        <w:tc>
+          <w:tcPr>
+            <w:tcW w:w="3360" w:type="dxa"/>
+            <w:vAlign w:val="center"/>
+          </w:tcPr>
+          <w:p>
+            <w:pPr>
+              <w:jc w:val="center"/>
+            </w:pPr>
+            <w:r>
+              <w:rPr>
+                <w:sz w:val="16"/>
+              </w:rPr>
+              <w:t>-82.8%</w:t>
+            </w:r>
+          </w:p>
+        </w:tc>
+      </w:tr>
+      <w:tr>
+        <w:trPr>
+          <w:jc w:val="center"/>
+        </w:trPr>
+        <w:tc>
+          <w:tcPr>
+            <w:tcW w:w="3360" w:type="dxa"/>
+            <w:vAlign w:val="center"/>
+          </w:tcPr>
+          <w:p>
+            <w:pPr>
+              <w:jc w:val="center"/>
+            </w:pPr>
+            <w:r>
+              <w:rPr>
+                <w:sz w:val="16"/>
+              </w:rPr>
+              <w:t>cat_PP04D_COD_33123.0</w:t>
+            </w:r>
+          </w:p>
+        </w:tc>
+        <w:tc>
+          <w:tcPr>
+            <w:tcW w:w="3360" w:type="dxa"/>
+            <w:vAlign w:val="center"/>
+          </w:tcPr>
+          <w:p>
+            <w:pPr>
+              <w:jc w:val="center"/>
+            </w:pPr>
+            <w:r>
+              <w:rPr>
+                <w:sz w:val="16"/>
+              </w:rPr>
+              <w:t>Ocupación</w:t>
+            </w:r>
+          </w:p>
+        </w:tc>
+        <w:tc>
+          <w:tcPr>
+            <w:tcW w:w="3360" w:type="dxa"/>
+            <w:vAlign w:val="center"/>
+          </w:tcPr>
+          <w:p>
+            <w:pPr>
+              <w:jc w:val="center"/>
+            </w:pPr>
+            <w:r>
+              <w:rPr>
+                <w:sz w:val="16"/>
+              </w:rPr>
+              <w:t>-77.0%</w:t>
+            </w:r>
+          </w:p>
+        </w:tc>
+      </w:tr>
+      <w:tr>
+        <w:trPr>
+          <w:jc w:val="center"/>
+        </w:trPr>
+        <w:tc>
+          <w:tcPr>
+            <w:tcW w:w="3360" w:type="dxa"/>
+            <w:vAlign w:val="center"/>
+          </w:tcPr>
+          <w:p>
+            <w:pPr>
+              <w:jc w:val="center"/>
+            </w:pPr>
+            <w:r>
+              <w:rPr>
+                <w:sz w:val="16"/>
+              </w:rPr>
+              <w:t>cat_PP04D_COD_30339.0</w:t>
+            </w:r>
+          </w:p>
+        </w:tc>
+        <w:tc>
+          <w:tcPr>
+            <w:tcW w:w="3360" w:type="dxa"/>
+            <w:vAlign w:val="center"/>
+          </w:tcPr>
+          <w:p>
+            <w:pPr>
+              <w:jc w:val="center"/>
+            </w:pPr>
+            <w:r>
+              <w:rPr>
+                <w:sz w:val="16"/>
+              </w:rPr>
+              <w:t>Ocupación</w:t>
+            </w:r>
+          </w:p>
+        </w:tc>
+        <w:tc>
+          <w:tcPr>
+            <w:tcW w:w="3360" w:type="dxa"/>
+            <w:vAlign w:val="center"/>
+          </w:tcPr>
+          <w:p>
+            <w:pPr>
+              <w:jc w:val="center"/>
+            </w:pPr>
+            <w:r>
+              <w:rPr>
+                <w:sz w:val="16"/>
+              </w:rPr>
+              <w:t>-72.3%</w:t>
+            </w:r>
+          </w:p>
+        </w:tc>
+      </w:tr>
+      <w:tr>
+        <w:trPr>
+          <w:jc w:val="center"/>
+        </w:trPr>
+        <w:tc>
+          <w:tcPr>
+            <w:tcW w:w="3360" w:type="dxa"/>
+            <w:vAlign w:val="center"/>
+          </w:tcPr>
+          <w:p>
+            <w:pPr>
+              <w:jc w:val="center"/>
+            </w:pPr>
+            <w:r>
+              <w:rPr>
+                <w:sz w:val="16"/>
+              </w:rPr>
+              <w:t>cat_</w:t>
+            </w:r>
+            <w:r>
+              <w:rPr>
+                <w:sz w:val="16"/>
+              </w:rPr>
+              <w:t>PP04D_COD_2001.0</w:t>
+            </w:r>
+          </w:p>
+        </w:tc>
+        <w:tc>
+          <w:tcPr>
+            <w:tcW w:w="3360" w:type="dxa"/>
+            <w:vAlign w:val="center"/>
+          </w:tcPr>
+          <w:p>
+            <w:pPr>
+              <w:jc w:val="center"/>
+            </w:pPr>
+            <w:r>
+              <w:rPr>
+                <w:sz w:val="16"/>
+              </w:rPr>
+              <w:t>Ocupación</w:t>
+            </w:r>
+          </w:p>
+        </w:tc>
+        <w:tc>
+          <w:tcPr>
+            <w:tcW w:w="3360" w:type="dxa"/>
+            <w:vAlign w:val="center"/>
+          </w:tcPr>
+          <w:p>
+            <w:pPr>
+              <w:jc w:val="center"/>
+            </w:pPr>
+            <w:r>
+              <w:rPr>
+                <w:sz w:val="16"/>
+              </w:rPr>
+              <w:t>205.7%</w:t>
+            </w:r>
+          </w:p>
+        </w:tc>
+      </w:tr>
+      <w:tr>
+        <w:trPr>
+          <w:jc w:val="center"/>
+        </w:trPr>
+        <w:tc>
+          <w:tcPr>
+            <w:tcW w:w="3360" w:type="dxa"/>
+            <w:vAlign w:val="center"/>
+          </w:tcPr>
+          <w:p>
+            <w:pPr>
+              <w:jc w:val="center"/>
+            </w:pPr>
+            <w:r>
+              <w:rPr>
+                <w:sz w:val="16"/>
+              </w:rPr>
+              <w:t>cat_PP04D_COD_32113.0</w:t>
+            </w:r>
+          </w:p>
+        </w:tc>
+        <w:tc>
+          <w:tcPr>
+            <w:tcW w:w="3360" w:type="dxa"/>
+            <w:vAlign w:val="center"/>
+          </w:tcPr>
+          <w:p>
+            <w:pPr>
+              <w:jc w:val="center"/>
+            </w:pPr>
+            <w:r>
+              <w:rPr>
+                <w:sz w:val="16"/>
+              </w:rPr>
+              <w:t>Ocupación</w:t>
+            </w:r>
+          </w:p>
+        </w:tc>
+        <w:tc>
+          <w:tcPr>
+            <w:tcW w:w="3360" w:type="dxa"/>
+            <w:vAlign w:val="center"/>
+          </w:tcPr>
+          <w:p>
+            <w:pPr>
+              <w:jc w:val="center"/>
+            </w:pPr>
+            <w:r>
+              <w:rPr>
+                <w:sz w:val="16"/>
+              </w:rPr>
+              <w:t>-65.8%</w:t>
+            </w:r>
+          </w:p>
+        </w:tc>
+      </w:tr>
+      <w:tr>
+        <w:trPr>
+          <w:jc w:val="center"/>
+        </w:trPr>
+        <w:tc>
+          <w:tcPr>
+            <w:tcW w:w="3360" w:type="dxa"/>
+            <w:vAlign w:val="center"/>
+          </w:tcPr>
+          <w:p>
+            <w:pPr>
+              <w:jc w:val="center"/>
+            </w:pPr>
+            <w:r>
+              <w:rPr>
+                <w:sz w:val="16"/>
+              </w:rPr>
+              <w:t>cat_PP04B_COD_4811.0</w:t>
+            </w:r>
+          </w:p>
+        </w:tc>
+        <w:tc>
+          <w:tcPr>
+            <w:tcW w:w="3360" w:type="dxa"/>
+            <w:vAlign w:val="center"/>
+          </w:tcPr>
+          <w:p>
+            <w:pPr>
+              <w:jc w:val="center"/>
+            </w:pPr>
+            <w:r>
+              <w:rPr>
+                <w:sz w:val="16"/>
+              </w:rPr>
+              <w:t>Rama de actividad</w:t>
+            </w:r>
+          </w:p>
+        </w:tc>
+        <w:tc>
+          <w:tcPr>
+            <w:tcW w:w="3360" w:type="dxa"/>
+            <w:vAlign w:val="center"/>
+          </w:tcPr>
+          <w:p>
+            <w:pPr>
+              <w:jc w:val="center"/>
+            </w:pPr>
+            <w:r>
+              <w:rPr>
+                <w:sz w:val="16"/>
+              </w:rPr>
+              <w:t>-65.2%</w:t>
+            </w:r>
+          </w:p>
+        </w:tc>
+      </w:tr>
+      <w:tr>
+        <w:trPr>
+          <w:jc w:val="center"/>
+        </w:trPr>
+        <w:tc>
+          <w:tcPr>
+            <w:tcW w:w="3360" w:type="dxa"/>
+            <w:vAlign w:val="center"/>
+          </w:tcPr>
+          <w:p>
+            <w:pPr>
+              <w:jc w:val="center"/>
+            </w:pPr>
+            <w:r>
+              <w:rPr>
+                <w:sz w:val="16"/>
+              </w:rPr>
+              <w:t>cat_</w:t>
+            </w:r>
+            <w:r>
+              <w:rPr>
+                <w:sz w:val="16"/>
+              </w:rPr>
+              <w:t>PP04D_COD_33314.0</w:t>
+            </w:r>
+          </w:p>
+        </w:tc>
+        <w:tc>
+          <w:tcPr>
+            <w:tcW w:w="3360" w:type="dxa"/>
+            <w:vAlign w:val="center"/>
+          </w:tcPr>
+          <w:p>
+            <w:pPr>
+              <w:jc w:val="center"/>
+            </w:pPr>
+            <w:r>
+              <w:rPr>
+                <w:sz w:val="16"/>
+              </w:rPr>
+              <w:t>Ocupación</w:t>
+            </w:r>
+          </w:p>
+        </w:tc>
+        <w:tc>
+          <w:tcPr>
+            <w:tcW w:w="3360" w:type="dxa"/>
+            <w:vAlign w:val="center"/>
+          </w:tcPr>
+          <w:p>
+            <w:pPr>
+              <w:jc w:val="center"/>
+            </w:pPr>
+            <w:r>
+              <w:rPr>
+                <w:sz w:val="16"/>
+              </w:rPr>
+              <w:t>-64.9%</w:t>
+            </w:r>
+          </w:p>
+        </w:tc>
+      </w:tr>
+      <w:tr>
+        <w:trPr>
+          <w:jc w:val="center"/>
+        </w:trPr>
+        <w:tc>
+          <w:tcPr>
+            <w:tcW w:w="3360" w:type="dxa"/>
+            <w:vAlign w:val="center"/>
+          </w:tcPr>
+          <w:p>
+            <w:pPr>
+              <w:jc w:val="center"/>
+            </w:pPr>
+            <w:r>
+              <w:rPr>
+                <w:sz w:val="16"/>
+              </w:rPr>
+              <w:t>cat_</w:t>
+            </w:r>
+            <w:r>
+              <w:rPr>
+                <w:sz w:val="16"/>
+              </w:rPr>
+              <w:t>PP04D_COD_35113.0</w:t>
+            </w:r>
+          </w:p>
+        </w:tc>
+        <w:tc>
+          <w:tcPr>
+            <w:tcW w:w="3360" w:type="dxa"/>
+            <w:vAlign w:val="center"/>
+          </w:tcPr>
+          <w:p>
+            <w:pPr>
+              <w:jc w:val="center"/>
+            </w:pPr>
+            <w:r>
+              <w:rPr>
+                <w:sz w:val="16"/>
+              </w:rPr>
+              <w:t>Ocupación</w:t>
+            </w:r>
+          </w:p>
+        </w:tc>
+        <w:tc>
+          <w:tcPr>
+            <w:tcW w:w="3360" w:type="dxa"/>
+            <w:vAlign w:val="center"/>
+          </w:tcPr>
+          <w:p>
+            <w:pPr>
+              <w:jc w:val="center"/>
+            </w:pPr>
+            <w:r>
+              <w:rPr>
+                <w:sz w:val="16"/>
+              </w:rPr>
+              <w:t>-63.8%</w:t>
+            </w:r>
+          </w:p>
+        </w:tc>
+      </w:tr>
+    </w:tbl>
+    <w:p>
+      <w:pPr>
+        <w:jc w:val="both"/>
+        <w:rPr>
+          <w:lang w:val="es-AR"/>
+        </w:rPr>
+      </w:pPr>
+      <w:r>
+        <w:rPr>
+          <w:lang w:val="es-AR"/>
+        </w:rPr>
+        <w:t xml:space="preserve">La </w:t>
       </w:r>
       <w:r>
         <w:rPr>
           <w:lang w:val="es-AR"/>
         </w:rPr>
-        <w:t>8</w:t>
+        <w:t>interpretación</w:t>
       </w:r>
       <w:r>
         <w:rPr>
           <w:lang w:val="es-AR"/>
         </w:rPr>
-        <w:t>. Ingresos originales e imputados, 2025T4</w:t>
+        <w:t xml:space="preserve"> de los coeficientes se realiza sobre el logaritmo del ingreso: un coeficiente positivo implica un ingreso esperado mayor, manteniendo constantes las demás variables; uno negativo implica menor ingreso esperado. Entre los efectos más grandes aparecen categorías de ocupación y rama, lo que confirma que las </w:t>
+      </w:r>
+      <w:r>
+        <w:rPr>
+          <w:lang w:val="es-AR"/>
+        </w:rPr>
+        <w:t>características</w:t>
+      </w:r>
+      <w:r>
+        <w:rPr>
+          <w:lang w:val="es-AR"/>
+        </w:rPr>
+        <w:t xml:space="preserve"> del puesto son centrales para explicar diferencias salariales. El uso de Ridge reduce la inestabilidad de los coeficientes cuando hay muchas categorías y algunas tienen pocos casos.</w:t>
+      </w:r>
+    </w:p>
+    <w:p>
+      <w:pPr>
+        <w:pStyle w:val="Descripcin"/>
+        <w:rPr>
+          <w:lang w:val="es-AR"/>
+        </w:rPr>
+      </w:pPr>
+      <w:r>
+        <w:rPr>
+          <w:lang w:val="es-AR"/>
+        </w:rPr>
+        <w:t>Tabla 9. Ingresos originales e imputados, 2025T4</w:t>
       </w:r>
     </w:p>
     <w:tbl>
@@ -6302,7 +6748,6 @@
             <w:pPr>
               <w:jc w:val="center"/>
             </w:pPr>
-            <w:proofErr w:type="spellStart"/>
             <w:r>
               <w:rPr>
                 <w:b/>
@@ -6310,7 +6755,6 @@
               </w:rPr>
               <w:t>Aglomerado</w:t>
             </w:r>
-            <w:proofErr w:type="spellEnd"/>
           </w:p>
         </w:tc>
         <w:tc>
@@ -6592,14 +7036,12 @@
         </w:rPr>
         <w:t xml:space="preserve">La comparación muestra dos trayectorias laborales diferenciadas. Mar del Plata termina el período con mayor actividad y empleo que al inicio, pero también con una desocupación final relativamente alta. Neuquén-Plottier, en cambio, exhibe una fuerte </w:t>
       </w:r>
-      <w:proofErr w:type="spellStart"/>
       <w:r>
         <w:rPr>
           <w:lang w:val="es-AR"/>
         </w:rPr>
-        <w:t>reduccion</w:t>
+        <w:t>reducción</w:t>
       </w:r>
-      <w:proofErr w:type="spellEnd"/>
       <w:r>
         <w:rPr>
           <w:lang w:val="es-AR"/>
@@ -6618,6 +7060,7 @@
         <w:rPr>
           <w:lang w:val="es-AR"/>
         </w:rPr>
+        <w:lastRenderedPageBreak/>
         <w:t>El ajuste por inflación resulta indispensable: sin deflactar, la evolución nominal de los ingresos seria poco informativa en un período de alta inflación. Las medidas de posición muestran que las diferencias entre aglomerados no se reducen al promedio, sino que también aparecen en la mediana y en percentiles altos. Finalmente, el modelo de imputación aporta una herramienta estadística para tratar la no respuesta de ingresos, aunque sus resultados deben interpretarse como aproximaciones y no como sustitutos perfectos del dato observado.</w:t>
       </w:r>
     </w:p>
@@ -6634,56 +7077,48 @@
         </w:rPr>
         <w:t xml:space="preserve">Como limitaciones, el análisis utiliza IPC nacional, por lo que no capta diferencias regionales de precios entre Patagonia y </w:t>
       </w:r>
-      <w:proofErr w:type="spellStart"/>
       <w:r>
         <w:rPr>
           <w:lang w:val="es-AR"/>
         </w:rPr>
-        <w:t>region</w:t>
+        <w:t>región</w:t>
       </w:r>
-      <w:proofErr w:type="spellEnd"/>
       <w:r>
         <w:rPr>
           <w:lang w:val="es-AR"/>
         </w:rPr>
         <w:t xml:space="preserve"> pampeana. Además, la imputación depende de las variables observadas disponibles en la EPH y no captura factores no relevados que también inciden sobre los ingresos. Aun </w:t>
       </w:r>
-      <w:proofErr w:type="spellStart"/>
       <w:r>
         <w:rPr>
           <w:lang w:val="es-AR"/>
         </w:rPr>
-        <w:t>asi</w:t>
+        <w:t>así</w:t>
       </w:r>
-      <w:proofErr w:type="spellEnd"/>
       <w:r>
         <w:rPr>
           <w:lang w:val="es-AR"/>
         </w:rPr>
         <w:t xml:space="preserve">, el trabajo permite interpretar la evolución </w:t>
       </w:r>
-      <w:proofErr w:type="spellStart"/>
       <w:r>
         <w:rPr>
           <w:lang w:val="es-AR"/>
         </w:rPr>
-        <w:t>historica</w:t>
+        <w:t>histórica</w:t>
       </w:r>
-      <w:proofErr w:type="spellEnd"/>
       <w:r>
         <w:rPr>
           <w:lang w:val="es-AR"/>
         </w:rPr>
         <w:t xml:space="preserve"> de los principales indicadores laborales y de ingresos para los dos aglomerados </w:t>
       </w:r>
-      <w:proofErr w:type="spellStart"/>
       <w:r>
         <w:rPr>
           <w:lang w:val="es-AR"/>
         </w:rPr>
-        <w:t>selecciónados</w:t>
+        <w:t>seleccionados</w:t>
       </w:r>
-      <w:proofErr w:type="spellEnd"/>
       <w:r>
         <w:rPr>
           <w:lang w:val="es-AR"/>
@@ -6874,31 +7309,31 @@
       </w:rPr>
     </w:lvl>
   </w:abstractNum>
-  <w:num w:numId="1" w16cid:durableId="308435643">
+  <w:num w:numId="1" w16cid:durableId="351342713">
     <w:abstractNumId w:val="8"/>
   </w:num>
-  <w:num w:numId="2" w16cid:durableId="1155991372">
+  <w:num w:numId="2" w16cid:durableId="1257055672">
     <w:abstractNumId w:val="6"/>
   </w:num>
-  <w:num w:numId="3" w16cid:durableId="1869290291">
+  <w:num w:numId="3" w16cid:durableId="457720710">
     <w:abstractNumId w:val="5"/>
   </w:num>
-  <w:num w:numId="4" w16cid:durableId="1036731404">
+  <w:num w:numId="4" w16cid:durableId="1392539362">
     <w:abstractNumId w:val="4"/>
   </w:num>
-  <w:num w:numId="5" w16cid:durableId="961419959">
+  <w:num w:numId="5" w16cid:durableId="477916498">
     <w:abstractNumId w:val="7"/>
   </w:num>
-  <w:num w:numId="6" w16cid:durableId="1776706559">
+  <w:num w:numId="6" w16cid:durableId="419570490">
     <w:abstractNumId w:val="3"/>
   </w:num>
-  <w:num w:numId="7" w16cid:durableId="1957132862">
+  <w:num w:numId="7" w16cid:durableId="784891338">
     <w:abstractNumId w:val="2"/>
   </w:num>
-  <w:num w:numId="8" w16cid:durableId="546187655">
+  <w:num w:numId="8" w16cid:durableId="308822715">
     <w:abstractNumId w:val="1"/>
   </w:num>
-  <w:num w:numId="9" w16cid:durableId="752363241">
+  <w:num w:numId="9" w16cid:durableId="1401320304">
     <w:abstractNumId w:val="0"/>
   </w:num>
 </w:numbering>
